--- a/tests/corpus_v2/docs/cx_lease_0030.docx
+++ b/tests/corpus_v2/docs/cx_lease_0030.docx
@@ -21,19 +21,25 @@
         <w:rPr>
           <w:b/>
         </w:rPr>
-        <w:t xml:space="preserve">№ 109/2023-А</w:t>
-      </w:r>
-    </w:p>
-    <w:p/>
-    <w:p>
-      <w:r>
-        <w:t xml:space="preserve">г. Пермь</w:t>
+        <w:t xml:space="preserve">№ </w:t>
+      </w:r>
+      <w:r>
+        <w:rPr>
+          <w:b/>
+        </w:rPr>
+        <w:t xml:space="preserve">55Ф-27055/14-641Д</w:t>
+      </w:r>
+    </w:p>
+    <w:p/>
+    <w:p>
+      <w:r>
+        <w:t xml:space="preserve">г. Ростов-на-Дону</w:t>
       </w:r>
       <w:r>
         <w:t xml:space="preserve">     </w:t>
       </w:r>
       <w:r>
-        <w:t xml:space="preserve">«15» января 2024 г.</w:t>
+        <w:t xml:space="preserve">3 июля 2024 г.</w:t>
       </w:r>
     </w:p>
     <w:p/>
@@ -108,10 +114,10 @@
         <w:t xml:space="preserve">, именуемый в дальнейшем «Арендатор»</w:t>
       </w:r>
       <w:r>
-        <w:t xml:space="preserve">, с другой стороны, совместно именуемые «Стороны», заключили настоящий </w:t>
-      </w:r>
-      <w:r>
-        <w:t xml:space="preserve">Договор № 33/2025-С</w:t>
+        <w:t xml:space="preserve">, с другой стороны, совместно именуемые «Стороны», заключили настоящий Договор № </w:t>
+      </w:r>
+      <w:r>
+        <w:t xml:space="preserve">75/2024-С</w:t>
       </w:r>
       <w:r>
         <w:t xml:space="preserve"> (далее — Договор) о нижеследующем:</w:t>
@@ -142,7 +148,7 @@
         <w:t xml:space="preserve">Срок передачи помещения по акту приёма-передачи — </w:t>
       </w:r>
       <w:r>
-        <w:t xml:space="preserve">7 рабочих дней</w:t>
+        <w:t xml:space="preserve">в течение 14 (Четырнадцати) дней с момента выставления счета</w:t>
       </w:r>
       <w:r>
         <w:t xml:space="preserve">.</w:t>
@@ -156,7 +162,13 @@
         <w:t xml:space="preserve">Арендная плата за месяц: </w:t>
       </w:r>
       <w:r>
-        <w:t xml:space="preserve">7 000 рублей</w:t>
+        <w:t xml:space="preserve">930 000,1 (Девятьсот тридцать тысяч) руб.</w:t>
+      </w:r>
+      <w:r>
+        <w:t xml:space="preserve">, </w:t>
+      </w:r>
+      <w:r>
+        <w:t xml:space="preserve">Без НДС</w:t>
       </w:r>
       <w:r>
         <w:t xml:space="preserve">. Плата вносится ежемесячно не позднее 10-го числа текущего месяца.</w:t>
@@ -184,16 +196,19 @@
         <w:t xml:space="preserve">2.1. Общая цена Договора: </w:t>
       </w:r>
       <w:r>
-        <w:t xml:space="preserve">включая НДС </w:t>
-      </w:r>
-      <w:r>
-        <w:t xml:space="preserve">22%</w:t>
+        <w:t xml:space="preserve">Девятьсот восемь тысяч два рубля 00 копеек</w:t>
+      </w:r>
+      <w:r>
+        <w:t xml:space="preserve">, включая НДС </w:t>
+      </w:r>
+      <w:r>
+        <w:t xml:space="preserve">20%</w:t>
       </w:r>
       <w:r>
         <w:t xml:space="preserve"> в размере </w:t>
       </w:r>
       <w:r>
-        <w:t xml:space="preserve">13 686 (Тринадцать тысяч шестьсот восемьдесят шесть) рублей</w:t>
+        <w:t xml:space="preserve">4 680 000 (четыре миллиона шестьсот восемьдесят тысяч) рублей 00 копеек</w:t>
       </w:r>
       <w:r>
         <w:t xml:space="preserve">.</w:t>
@@ -204,7 +219,7 @@
         <w:t xml:space="preserve">2.2. Налог: </w:t>
       </w:r>
       <w:r>
-        <w:t xml:space="preserve">1/300 ключевой ставки ЦБ РФ</w:t>
+        <w:t xml:space="preserve">1/300 ключевой ставки ЦБ РФ от общей суммы счета</w:t>
       </w:r>
       <w:r>
         <w:t xml:space="preserve">.</w:t>
@@ -215,7 +230,7 @@
         <w:t xml:space="preserve">2.3. Срок оплаты — </w:t>
       </w:r>
       <w:r>
-        <w:t xml:space="preserve">не позднее 08.08.2026</w:t>
+        <w:t xml:space="preserve">не позднее 20.02.2026</w:t>
       </w:r>
       <w:r>
         <w:t xml:space="preserve">.</w:t>
@@ -235,7 +250,7 @@
         <w:t xml:space="preserve">, артикул </w:t>
       </w:r>
       <w:r>
-        <w:t xml:space="preserve">RM-5167-86</w:t>
+        <w:t xml:space="preserve">RM-5405-44</w:t>
       </w:r>
       <w:r>
         <w:t xml:space="preserve">, код </w:t>
@@ -295,7 +310,10 @@
         <w:t xml:space="preserve">. Цена — </w:t>
       </w:r>
       <w:r>
-        <w:t xml:space="preserve">Без НДС</w:t>
+        <w:t xml:space="preserve">368000 руб. 0 коп.</w:t>
+      </w:r>
+      <w:r>
+        <w:t xml:space="preserve">, в том числе НДС</w:t>
       </w:r>
       <w:r>
         <w:t xml:space="preserve">.</w:t>
@@ -315,7 +333,7 @@
         <w:t xml:space="preserve">3.1. Место исполнения обязательств: </w:t>
       </w:r>
       <w:r>
-        <w:t xml:space="preserve">190000, г. Санкт-Петербург, наб. Октябрьская, д. 35, кв. 70</w:t>
+        <w:t xml:space="preserve">141300, г. Сергиев Посад, просп. Кирова, д. 30, кв. 40</w:t>
       </w:r>
       <w:r>
         <w:t xml:space="preserve">.</w:t>
@@ -332,7 +350,7 @@
         <w:t xml:space="preserve"> по телефону </w:t>
       </w:r>
       <w:r>
-        <w:t xml:space="preserve">+7 (812) 945-23-67</w:t>
+        <w:t xml:space="preserve">+7 (383) 773-33-38</w:t>
       </w:r>
       <w:r>
         <w:t xml:space="preserve">.</w:t>
@@ -343,7 +361,7 @@
         <w:t xml:space="preserve">3.3. Срок исполнения обязательств — </w:t>
       </w:r>
       <w:r>
-        <w:t xml:space="preserve">не более 24 месяцев с момента заключения кредитного договора</w:t>
+        <w:t xml:space="preserve">в течение 7 календарных дней с момента поступления денежных средств на расчетный счет</w:t>
       </w:r>
       <w:r>
         <w:t xml:space="preserve">.</w:t>
@@ -374,13 +392,13 @@
         <w:t xml:space="preserve">Размер неустойки за нарушение сроков оплаты: </w:t>
       </w:r>
       <w:r>
-        <w:t xml:space="preserve">НДС 20%</w:t>
+        <w:t xml:space="preserve">10 (десять) процентов от цены Договора</w:t>
       </w:r>
       <w:r>
         <w:t xml:space="preserve">. Предельный размер ответственности: </w:t>
       </w:r>
       <w:r>
-        <w:t xml:space="preserve">7 (семь) процентов</w:t>
+        <w:t xml:space="preserve">0,2 (двух десятых) % от стоимости неоплаченных работ</w:t>
       </w:r>
       <w:r>
         <w:t xml:space="preserve">.</w:t>
@@ -402,7 +420,7 @@
         <w:t xml:space="preserve">Сторона, для которой создалась невозможность исполнения, обязана уведомить другую Сторону. Срок уведомления — </w:t>
       </w:r>
       <w:r>
-        <w:t xml:space="preserve">в течение 5 банковских дней с даты подписания Сторонами акта сдачи-приемки оказанных услуг</w:t>
+        <w:t xml:space="preserve">в течение 14 (Четырнадцати) банковских дней с даты подписания Сторонами акта сдачи-приемки оказанных услуг</w:t>
       </w:r>
       <w:r>
         <w:t xml:space="preserve">.</w:t>
@@ -416,76 +434,73 @@
         <w:t xml:space="preserve">Все споры и разногласия решаются путём переговоров. Претензионный порядок обязателен, срок ответа на претензию — </w:t>
       </w:r>
       <w:r>
-        <w:t xml:space="preserve">в течение 5 рабочих дней с момента выставления счета</w:t>
-      </w:r>
-      <w:r>
-        <w:t xml:space="preserve">.</w:t>
-      </w:r>
-    </w:p>
-    <w:p/>
-    <w:p/>
-    <w:p/>
-    <w:p>
-      <w:r>
-        <w:rPr>
-          <w:b/>
-        </w:rPr>
-        <w:t xml:space="preserve">11. УСЛОВИЯ, ОФОРМЛЕННЫЕ СРЕДСТВАМИ РЕДАКТОРА</w:t>
-      </w:r>
-    </w:p>
-    <w:p>
-      <w:r>
-        <w:t xml:space="preserve">11.1. Цена с учётом протокола разногласий: </w:t>
-      </w:r>
-      <w:ins w:id="1" w:author="Юрист" w:date="2024-01-01T00:00:00Z">
-        <w:r>
-          <w:t xml:space="preserve">4 300 000</w:t>
-        </w:r>
-      </w:ins>
-      <w:ins w:id="2" w:author="Юрист" w:date="2024-01-01T00:00:00Z">
-        <w:r>
-          <w:t xml:space="preserve">, а прописью: </w:t>
-        </w:r>
-      </w:ins>
-      <w:ins w:id="3" w:author="Юрист" w:date="2024-01-01T00:00:00Z">
-        <w:r>
-          <w:t xml:space="preserve">четыре триста тысяч рублей</w:t>
-        </w:r>
-      </w:ins>
-      <w:r>
-        <w:t xml:space="preserve">.</w:t>
-      </w:r>
-    </w:p>
-    <w:p>
-      <w:r>
-        <w:t xml:space="preserve">11.2. Срок (элемент формы): </w:t>
-      </w:r>
-      <w:sdt>
-        <w:sdtPr>
-          <w:alias w:val="Поле формы"/>
-          <w:tag w:val="v2"/>
-          <w:id w:val="4"/>
-          <w:text/>
-        </w:sdtPr>
-        <w:sdtContent>
-          <w:r>
-            <w:t xml:space="preserve">в течение 10 рабочих дней с момента подписания акта</w:t>
-          </w:r>
-        </w:sdtContent>
-      </w:sdt>
-      <w:r>
-        <w:t xml:space="preserve">.</w:t>
-      </w:r>
-    </w:p>
-    <w:p>
-      <w:r>
-        <w:rPr>
-          <w:b/>
-        </w:rPr>
-        <w:t xml:space="preserve">РЕКВИЗИТЫ И ПОДПИСИ СТОРОН</w:t>
-      </w:r>
-    </w:p>
-    <w:p/>
+        <w:t xml:space="preserve">не позднее 04.11.2026</w:t>
+      </w:r>
+      <w:r>
+        <w:t xml:space="preserve">.</w:t>
+      </w:r>
+    </w:p>
+    <w:p/>
+    <w:p/>
+    <w:p/>
+    <w:p>
+      <w:r>
+        <w:rPr>
+          <w:b/>
+        </w:rPr>
+        <w:t xml:space="preserve">9. КОНТРОЛЬНЫЕ ВЕЛИЧИНЫ</w:t>
+      </w:r>
+    </w:p>
+    <w:p>
+      <w:r>
+        <w:t xml:space="preserve">9.1. Контрольная запись: </w:t>
+      </w:r>
+      <w:r>
+        <w:rPr>
+          <w:b/>
+        </w:rPr>
+        <w:t xml:space="preserve">1/1</w:t>
+      </w:r>
+      <w:r>
+        <w:t xml:space="preserve">50 ключевой ставки ЦБ РФ годовых</w:t>
+      </w:r>
+      <w:r>
+        <w:t xml:space="preserve">.</w:t>
+      </w:r>
+    </w:p>
+    <w:p>
+      <w:r>
+        <w:t xml:space="preserve">9.2. Контрольная запись: </w:t>
+      </w:r>
+      <w:r>
+        <w:rPr>
+          <w:b/>
+        </w:rPr>
+        <w:t xml:space="preserve">в течение 1</w:t>
+      </w:r>
+      <w:r>
+        <w:t xml:space="preserve">0 (Десяти) рабочих дней с момента подписания акта</w:t>
+      </w:r>
+      <w:r>
+        <w:t xml:space="preserve">.</w:t>
+      </w:r>
+    </w:p>
+    <w:p>
+      <w:r>
+        <w:t xml:space="preserve">9.3. Контрольная запись: </w:t>
+      </w:r>
+      <w:r>
+        <w:t xml:space="preserve">98/23</w:t>
+      </w:r>
+      <w:r>
+        <w:t xml:space="preserve">.</w:t>
+      </w:r>
+    </w:p>
+    <w:p>
+      <w:r>
+        <w:t xml:space="preserve">9.4. Контрольная запись (таблица):</w:t>
+      </w:r>
+    </w:p>
     <w:tbl>
       <w:tblPr>
         <w:tblW w:w="9360" w:type="dxa"/>
@@ -509,87 +524,7 @@
           </w:tcPr>
           <w:p>
             <w:r>
-              <w:rPr>
-                <w:b/>
-              </w:rPr>
-              <w:t xml:space="preserve">Арендодатель:</w:t>
-            </w:r>
-          </w:p>
-          <w:p>
-            <w:r>
-              <w:t xml:space="preserve">Гусева Елена Юрьевна</w:t>
-            </w:r>
-          </w:p>
-          <w:p>
-            <w:r>
-              <w:t xml:space="preserve">Дата рождения: </w:t>
-            </w:r>
-            <w:r>
-              <w:t xml:space="preserve">03.05.1977</w:t>
-            </w:r>
-          </w:p>
-          <w:p>
-            <w:r>
-              <w:t xml:space="preserve">Адрес регистрации: </w:t>
-            </w:r>
-            <w:r>
-              <w:t xml:space="preserve">141400, г. Химки, проезд Мира, д. 83, кв. 112</w:t>
-            </w:r>
-          </w:p>
-          <w:p>
-            <w:r>
-              <w:t xml:space="preserve">Паспорт </w:t>
-            </w:r>
-            <w:r>
-              <w:t xml:space="preserve">01 23 263248</w:t>
-            </w:r>
-            <w:r>
-              <w:t xml:space="preserve">, выдан ОВД «Тропарёво» г. Москвы 11.03.2002</w:t>
-            </w:r>
-            <w:r>
-              <w:t xml:space="preserve">, код подразделения </w:t>
-            </w:r>
-            <w:r>
-              <w:t xml:space="preserve">018-927</w:t>
-            </w:r>
-          </w:p>
-          <w:p>
-            <w:r>
-              <w:t xml:space="preserve">СНИЛС </w:t>
-            </w:r>
-            <w:r>
-              <w:t xml:space="preserve">687-587-173 83</w:t>
-            </w:r>
-            <w:r>
-              <w:t xml:space="preserve"> ИНН </w:t>
-            </w:r>
-            <w:r>
-              <w:t xml:space="preserve">886465145429</w:t>
-            </w:r>
-          </w:p>
-          <w:p>
-            <w:r>
-              <w:t xml:space="preserve">Тел.: </w:t>
-            </w:r>
-            <w:r>
-              <w:t xml:space="preserve">+7 (495) 716-90-37</w:t>
-            </w:r>
-          </w:p>
-          <w:p>
-            <w:r>
-              <w:t xml:space="preserve">E-mail: </w:t>
-            </w:r>
-            <w:r>
-              <w:t xml:space="preserve">guseva@inbox.ru</w:t>
-            </w:r>
-          </w:p>
-          <w:p/>
-          <w:p>
-            <w:r>
-              <w:t xml:space="preserve">______________ </w:t>
-            </w:r>
-            <w:r>
-              <w:t xml:space="preserve">Гусева Е. Ю.</w:t>
+              <w:t xml:space="preserve">59 1</w:t>
             </w:r>
           </w:p>
         </w:tc>
@@ -599,6 +534,183 @@
           </w:tcPr>
           <w:p>
             <w:r>
+              <w:t xml:space="preserve">00 000 (Пятьдесят девять миллионов сто тысяч) ₽</w:t>
+            </w:r>
+          </w:p>
+        </w:tc>
+      </w:tr>
+    </w:tbl>
+    <w:p/>
+    <w:p/>
+    <w:p>
+      <w:r>
+        <w:rPr>
+          <w:b/>
+        </w:rPr>
+        <w:t xml:space="preserve">11. УСЛОВИЯ, ОФОРМЛЕННЫЕ СРЕДСТВАМИ РЕДАКТОРА</w:t>
+      </w:r>
+    </w:p>
+    <w:p>
+      <w:r>
+        <w:t xml:space="preserve">11.1. Цена с учётом протокола разногласий: </w:t>
+      </w:r>
+      <w:ins w:id="1" w:author="Юрист" w:date="2024-01-01T00:00:00Z">
+        <w:r>
+          <w:t xml:space="preserve">5 100 000 (пять миллионов сто тысяч) рублей 50 копеек</w:t>
+        </w:r>
+      </w:ins>
+      <w:ins w:id="2" w:author="Юрист" w:date="2024-01-01T00:00:00Z">
+        <w:r>
+          <w:t xml:space="preserve">, НДС не облагается</w:t>
+        </w:r>
+      </w:ins>
+      <w:r>
+        <w:t xml:space="preserve">.</w:t>
+      </w:r>
+    </w:p>
+    <w:p>
+      <w:r>
+        <w:t xml:space="preserve">11.2. Срок (элемент формы): </w:t>
+      </w:r>
+      <w:sdt>
+        <w:sdtPr>
+          <w:alias w:val="Поле формы"/>
+          <w:tag w:val="v2"/>
+          <w:id w:val="3"/>
+          <w:text/>
+        </w:sdtPr>
+        <w:sdtContent>
+          <w:r>
+            <w:t xml:space="preserve">в течение 45 (Сорока пяти) рабочих дней с момента подписания акта</w:t>
+          </w:r>
+        </w:sdtContent>
+      </w:sdt>
+      <w:r>
+        <w:t xml:space="preserve">.</w:t>
+      </w:r>
+    </w:p>
+    <w:p>
+      <w:r>
+        <w:rPr>
+          <w:b/>
+        </w:rPr>
+        <w:t xml:space="preserve">РЕКВИЗИТЫ И ПОДПИСИ СТОРОН</w:t>
+      </w:r>
+    </w:p>
+    <w:p/>
+    <w:tbl>
+      <w:tblPr>
+        <w:tblW w:w="9360" w:type="dxa"/>
+        <w:tblBorders>
+          <w:top w:val="single" w:sz="4" w:color="auto"/>
+          <w:left w:val="single" w:sz="4" w:color="auto"/>
+          <w:bottom w:val="single" w:sz="4" w:color="auto"/>
+          <w:right w:val="single" w:sz="4" w:color="auto"/>
+          <w:insideH w:val="single" w:sz="4" w:color="auto"/>
+          <w:insideV w:val="single" w:sz="4" w:color="auto"/>
+        </w:tblBorders>
+      </w:tblPr>
+      <w:tblGrid>
+        <w:gridCol w:w="4680"/>
+        <w:gridCol w:w="4680"/>
+      </w:tblGrid>
+      <w:tr>
+        <w:tc>
+          <w:tcPr>
+            <w:tcW w:w="4680" w:type="dxa"/>
+          </w:tcPr>
+          <w:p>
+            <w:r>
+              <w:rPr>
+                <w:b/>
+              </w:rPr>
+              <w:t xml:space="preserve">Арендодатель:</w:t>
+            </w:r>
+          </w:p>
+          <w:p>
+            <w:r>
+              <w:t xml:space="preserve">Гусева Елена Юрьевна</w:t>
+            </w:r>
+          </w:p>
+          <w:p>
+            <w:r>
+              <w:t xml:space="preserve">Дата рождения: </w:t>
+            </w:r>
+            <w:r>
+              <w:t xml:space="preserve">03.05.1977</w:t>
+            </w:r>
+          </w:p>
+          <w:p>
+            <w:r>
+              <w:t xml:space="preserve">Адрес регистрации: </w:t>
+            </w:r>
+            <w:r>
+              <w:t xml:space="preserve">443010, г. Самара, пер. Тверская, д. 48, кв. 22</w:t>
+            </w:r>
+          </w:p>
+          <w:p>
+            <w:r>
+              <w:t xml:space="preserve">Паспорт </w:t>
+            </w:r>
+            <w:r>
+              <w:t xml:space="preserve">01 23 263248</w:t>
+            </w:r>
+            <w:r>
+              <w:t xml:space="preserve">, выдан ОВД «Тропарёво» г. Москвы 11.03.2002</w:t>
+            </w:r>
+            <w:r>
+              <w:t xml:space="preserve">, код подразделения </w:t>
+            </w:r>
+            <w:r>
+              <w:t xml:space="preserve">018-927</w:t>
+            </w:r>
+          </w:p>
+          <w:p>
+            <w:r>
+              <w:t xml:space="preserve">СНИЛС </w:t>
+            </w:r>
+            <w:r>
+              <w:t xml:space="preserve">687-587-173 83</w:t>
+            </w:r>
+            <w:r>
+              <w:t xml:space="preserve"> ИНН </w:t>
+            </w:r>
+            <w:r>
+              <w:t xml:space="preserve">886465145429</w:t>
+            </w:r>
+          </w:p>
+          <w:p>
+            <w:r>
+              <w:t xml:space="preserve">Тел.: </w:t>
+            </w:r>
+            <w:r>
+              <w:t xml:space="preserve">+7 (846) 180-82-11</w:t>
+            </w:r>
+          </w:p>
+          <w:p>
+            <w:r>
+              <w:t xml:space="preserve">E-mail: </w:t>
+            </w:r>
+            <w:r>
+              <w:t xml:space="preserve">guseva@gmail.com</w:t>
+            </w:r>
+          </w:p>
+          <w:p/>
+          <w:p>
+            <w:r>
+              <w:t xml:space="preserve">______________ </w:t>
+            </w:r>
+            <w:r>
+              <w:t xml:space="preserve">Гусева Е. Ю.</w:t>
+            </w:r>
+          </w:p>
+        </w:tc>
+        <w:tc>
+          <w:tcPr>
+            <w:tcW w:w="4680" w:type="dxa"/>
+          </w:tcPr>
+          <w:p>
+            <w:r>
               <w:rPr>
                 <w:b/>
               </w:rPr>
@@ -623,7 +735,7 @@
               <w:t xml:space="preserve">Адрес регистрации: </w:t>
             </w:r>
             <w:r>
-              <w:t xml:space="preserve">443010, г. Самара, наб. Советская, д. 76, кв. 127</w:t>
+              <w:t xml:space="preserve">344002, г. Ростов-на-Дону, просп. Гагарина, д. 52, кв. 40</w:t>
             </w:r>
           </w:p>
           <w:p>
@@ -662,7 +774,7 @@
               <w:t xml:space="preserve">Тел.: </w:t>
             </w:r>
             <w:r>
-              <w:t xml:space="preserve">+7 (383) 674-54-57</w:t>
+              <w:t xml:space="preserve">+7 (495) 405-25-22</w:t>
             </w:r>
           </w:p>
           <w:p>

--- a/tests/corpus_v2/docs/cx_lease_0030.docx
+++ b/tests/corpus_v2/docs/cx_lease_0030.docx
@@ -490,7 +490,13 @@
         <w:t xml:space="preserve">9.3. Контрольная запись: </w:t>
       </w:r>
       <w:r>
-        <w:t xml:space="preserve">98/23</w:t>
+        <w:rPr>
+          <w:b/>
+        </w:rPr>
+        <w:t xml:space="preserve">9</w:t>
+      </w:r>
+      <w:r>
+        <w:t xml:space="preserve">8/23</w:t>
       </w:r>
       <w:r>
         <w:t xml:space="preserve">.</w:t>

--- a/tests/corpus_v2/docs/cx_lease_0030.docx
+++ b/tests/corpus_v2/docs/cx_lease_0030.docx
@@ -27,19 +27,19 @@
         <w:rPr>
           <w:b/>
         </w:rPr>
-        <w:t xml:space="preserve">55Ф-27055/14-641Д</w:t>
-      </w:r>
-    </w:p>
-    <w:p/>
-    <w:p>
-      <w:r>
-        <w:t xml:space="preserve">г. Ростов-на-Дону</w:t>
+        <w:t xml:space="preserve">65478/212-сс</w:t>
+      </w:r>
+    </w:p>
+    <w:p/>
+    <w:p>
+      <w:r>
+        <w:t xml:space="preserve">г. Тверь</w:t>
       </w:r>
       <w:r>
         <w:t xml:space="preserve">     </w:t>
       </w:r>
       <w:r>
-        <w:t xml:space="preserve">3 июля 2024 г.</w:t>
+        <w:t xml:space="preserve">21 августа 2023 г.</w:t>
       </w:r>
     </w:p>
     <w:p/>
@@ -117,7 +117,7 @@
         <w:t xml:space="preserve">, с другой стороны, совместно именуемые «Стороны», заключили настоящий Договор № </w:t>
       </w:r>
       <w:r>
-        <w:t xml:space="preserve">75/2024-С</w:t>
+        <w:t xml:space="preserve">64/18</w:t>
       </w:r>
       <w:r>
         <w:t xml:space="preserve"> (далее — Договор) о нижеследующем:</w:t>
@@ -148,7 +148,7 @@
         <w:t xml:space="preserve">Срок передачи помещения по акту приёма-передачи — </w:t>
       </w:r>
       <w:r>
-        <w:t xml:space="preserve">в течение 14 (Четырнадцати) дней с момента выставления счета</w:t>
+        <w:t xml:space="preserve">в течение 20 (Двадцати) дней с момента выставления счета</w:t>
       </w:r>
       <w:r>
         <w:t xml:space="preserve">.</w:t>
@@ -162,7 +162,7 @@
         <w:t xml:space="preserve">Арендная плата за месяц: </w:t>
       </w:r>
       <w:r>
-        <w:t xml:space="preserve">930 000,1 (Девятьсот тридцать тысяч) руб.</w:t>
+        <w:t xml:space="preserve">9 150 000,4 (Девять миллионов сто пятьдесят тысяч) руб.</w:t>
       </w:r>
       <w:r>
         <w:t xml:space="preserve">, </w:t>
@@ -196,7 +196,7 @@
         <w:t xml:space="preserve">2.1. Общая цена Договора: </w:t>
       </w:r>
       <w:r>
-        <w:t xml:space="preserve">Девятьсот восемь тысяч два рубля 00 копеек</w:t>
+        <w:t xml:space="preserve">Девятьсот тридцать тысяч два рубля 00 копеек</w:t>
       </w:r>
       <w:r>
         <w:t xml:space="preserve">, включая НДС </w:t>
@@ -208,7 +208,7 @@
         <w:t xml:space="preserve"> в размере </w:t>
       </w:r>
       <w:r>
-        <w:t xml:space="preserve">4 680 000 (четыре миллиона шестьсот восемьдесят тысяч) рублей 00 копеек</w:t>
+        <w:t xml:space="preserve">908 000 (девятьсот восемь тысяч) рублей 00 копеек</w:t>
       </w:r>
       <w:r>
         <w:t xml:space="preserve">.</w:t>
@@ -230,7 +230,7 @@
         <w:t xml:space="preserve">2.3. Срок оплаты — </w:t>
       </w:r>
       <w:r>
-        <w:t xml:space="preserve">не позднее 20.02.2026</w:t>
+        <w:t xml:space="preserve">не позднее 15.08.2026</w:t>
       </w:r>
       <w:r>
         <w:t xml:space="preserve">.</w:t>
@@ -250,7 +250,7 @@
         <w:t xml:space="preserve">, артикул </w:t>
       </w:r>
       <w:r>
-        <w:t xml:space="preserve">RM-5405-44</w:t>
+        <w:t xml:space="preserve">RM-2935-47</w:t>
       </w:r>
       <w:r>
         <w:t xml:space="preserve">, код </w:t>
@@ -310,7 +310,7 @@
         <w:t xml:space="preserve">. Цена — </w:t>
       </w:r>
       <w:r>
-        <w:t xml:space="preserve">368000 руб. 0 коп.</w:t>
+        <w:t xml:space="preserve">7700000 руб. 0 коп.</w:t>
       </w:r>
       <w:r>
         <w:t xml:space="preserve">, в том числе НДС</w:t>
@@ -333,7 +333,7 @@
         <w:t xml:space="preserve">3.1. Место исполнения обязательств: </w:t>
       </w:r>
       <w:r>
-        <w:t xml:space="preserve">141300, г. Сергиев Посад, просп. Кирова, д. 30, кв. 40</w:t>
+        <w:t xml:space="preserve">630099, г. Новосибирск, бул. Мира, д. 30, кв. 61</w:t>
       </w:r>
       <w:r>
         <w:t xml:space="preserve">.</w:t>
@@ -350,7 +350,7 @@
         <w:t xml:space="preserve"> по телефону </w:t>
       </w:r>
       <w:r>
-        <w:t xml:space="preserve">+7 (383) 773-33-38</w:t>
+        <w:t xml:space="preserve">+7 (499) 257-81-94</w:t>
       </w:r>
       <w:r>
         <w:t xml:space="preserve">.</w:t>
@@ -392,7 +392,7 @@
         <w:t xml:space="preserve">Размер неустойки за нарушение сроков оплаты: </w:t>
       </w:r>
       <w:r>
-        <w:t xml:space="preserve">10 (десять) процентов от цены Договора</w:t>
+        <w:t xml:space="preserve">7 (семь) процентов от цены Договора</w:t>
       </w:r>
       <w:r>
         <w:t xml:space="preserve">. Предельный размер ответственности: </w:t>
@@ -420,7 +420,7 @@
         <w:t xml:space="preserve">Сторона, для которой создалась невозможность исполнения, обязана уведомить другую Сторону. Срок уведомления — </w:t>
       </w:r>
       <w:r>
-        <w:t xml:space="preserve">в течение 14 (Четырнадцати) банковских дней с даты подписания Сторонами акта сдачи-приемки оказанных услуг</w:t>
+        <w:t xml:space="preserve">в течение 7 (Семи) банковских дней с даты подписания Сторонами акта сдачи-приемки оказанных услуг</w:t>
       </w:r>
       <w:r>
         <w:t xml:space="preserve">.</w:t>
@@ -434,7 +434,7 @@
         <w:t xml:space="preserve">Все споры и разногласия решаются путём переговоров. Претензионный порядок обязателен, срок ответа на претензию — </w:t>
       </w:r>
       <w:r>
-        <w:t xml:space="preserve">не позднее 04.11.2026</w:t>
+        <w:t xml:space="preserve">не позднее 11.05.2025</w:t>
       </w:r>
       <w:r>
         <w:t xml:space="preserve">.</w:t>
@@ -476,10 +476,10 @@
         <w:rPr>
           <w:b/>
         </w:rPr>
-        <w:t xml:space="preserve">в течение 1</w:t>
-      </w:r>
-      <w:r>
-        <w:t xml:space="preserve">0 (Десяти) рабочих дней с момента подписания акта</w:t>
+        <w:t xml:space="preserve">в течение 3</w:t>
+      </w:r>
+      <w:r>
+        <w:t xml:space="preserve">0 дней со дня предъявления требования</w:t>
       </w:r>
       <w:r>
         <w:t xml:space="preserve">.</w:t>
@@ -493,10 +493,10 @@
         <w:rPr>
           <w:b/>
         </w:rPr>
-        <w:t xml:space="preserve">9</w:t>
-      </w:r>
-      <w:r>
-        <w:t xml:space="preserve">8/23</w:t>
+        <w:t xml:space="preserve">98Ф-10</w:t>
+      </w:r>
+      <w:r>
+        <w:t xml:space="preserve">781/16-707Д</w:t>
       </w:r>
       <w:r>
         <w:t xml:space="preserve">.</w:t>
@@ -530,7 +530,7 @@
           </w:tcPr>
           <w:p>
             <w:r>
-              <w:t xml:space="preserve">59 1</w:t>
+              <w:t xml:space="preserve">42 6</w:t>
             </w:r>
           </w:p>
         </w:tc>
@@ -540,7 +540,7 @@
           </w:tcPr>
           <w:p>
             <w:r>
-              <w:t xml:space="preserve">00 000 (Пятьдесят девять миллионов сто тысяч) ₽</w:t>
+              <w:t xml:space="preserve">00 000 (Сорок два миллиона шестьсот тысяч) ₽</w:t>
             </w:r>
           </w:p>
         </w:tc>
@@ -562,7 +562,7 @@
       </w:r>
       <w:ins w:id="1" w:author="Юрист" w:date="2024-01-01T00:00:00Z">
         <w:r>
-          <w:t xml:space="preserve">5 100 000 (пять миллионов сто тысяч) рублей 50 копеек</w:t>
+          <w:t xml:space="preserve">689 000 (шестьсот восемьдесят девять тысяч) рублей 50 копеек</w:t>
         </w:r>
       </w:ins>
       <w:ins w:id="2" w:author="Юрист" w:date="2024-01-01T00:00:00Z">

--- a/tests/corpus_v2/docs/cx_lease_0030.docx
+++ b/tests/corpus_v2/docs/cx_lease_0030.docx
@@ -27,19 +27,19 @@
         <w:rPr>
           <w:b/>
         </w:rPr>
-        <w:t xml:space="preserve">65478/212-сс</w:t>
-      </w:r>
-    </w:p>
-    <w:p/>
-    <w:p>
-      <w:r>
-        <w:t xml:space="preserve">г. Тверь</w:t>
+        <w:t xml:space="preserve">12256/458-сс</w:t>
+      </w:r>
+    </w:p>
+    <w:p/>
+    <w:p>
+      <w:r>
+        <w:t xml:space="preserve">г. Екатеринбург</w:t>
       </w:r>
       <w:r>
         <w:t xml:space="preserve">     </w:t>
       </w:r>
       <w:r>
-        <w:t xml:space="preserve">21 августа 2023 г.</w:t>
+        <w:t xml:space="preserve">7 марта 2025 г.</w:t>
       </w:r>
     </w:p>
     <w:p/>
@@ -54,7 +54,7 @@
         <w:t xml:space="preserve">паспорт </w:t>
       </w:r>
       <w:r>
-        <w:t xml:space="preserve">01 23 263248</w:t>
+        <w:t xml:space="preserve">72 17 834970</w:t>
       </w:r>
       <w:r>
         <w:t xml:space="preserve">, выдан </w:t>
@@ -90,25 +90,25 @@
         <w:t xml:space="preserve">паспорт </w:t>
       </w:r>
       <w:r>
-        <w:t xml:space="preserve">70 15 963951</w:t>
+        <w:t xml:space="preserve">83 02 925857</w:t>
       </w:r>
       <w:r>
         <w:t xml:space="preserve">, выдан </w:t>
       </w:r>
       <w:r>
-        <w:t xml:space="preserve">ОВД «Тропарёво» г. Москвы</w:t>
+        <w:t xml:space="preserve">ГУ МВД России по г. Москве</w:t>
       </w:r>
       <w:r>
         <w:t xml:space="preserve"> </w:t>
       </w:r>
       <w:r>
-        <w:t xml:space="preserve">19.08.2019</w:t>
+        <w:t xml:space="preserve">03.10.2016</w:t>
       </w:r>
       <w:r>
         <w:t xml:space="preserve">, код подразделения </w:t>
       </w:r>
       <w:r>
-        <w:t xml:space="preserve">798-238</w:t>
+        <w:t xml:space="preserve">956-450</w:t>
       </w:r>
       <w:r>
         <w:t xml:space="preserve">, именуемый в дальнейшем «Арендатор»</w:t>
@@ -117,7 +117,7 @@
         <w:t xml:space="preserve">, с другой стороны, совместно именуемые «Стороны», заключили настоящий Договор № </w:t>
       </w:r>
       <w:r>
-        <w:t xml:space="preserve">64/18</w:t>
+        <w:t xml:space="preserve">66/12</w:t>
       </w:r>
       <w:r>
         <w:t xml:space="preserve"> (далее — Договор) о нижеследующем:</w:t>
@@ -148,7 +148,7 @@
         <w:t xml:space="preserve">Срок передачи помещения по акту приёма-передачи — </w:t>
       </w:r>
       <w:r>
-        <w:t xml:space="preserve">в течение 20 (Двадцати) дней с момента выставления счета</w:t>
+        <w:t xml:space="preserve">в течение 30 (Тридцати) дней с момента выставления счета</w:t>
       </w:r>
       <w:r>
         <w:t xml:space="preserve">.</w:t>
@@ -162,7 +162,7 @@
         <w:t xml:space="preserve">Арендная плата за месяц: </w:t>
       </w:r>
       <w:r>
-        <w:t xml:space="preserve">9 150 000,4 (Девять миллионов сто пятьдесят тысяч) руб.</w:t>
+        <w:t xml:space="preserve">27 000 000,5 (Двадцать семь миллионов) руб.</w:t>
       </w:r>
       <w:r>
         <w:t xml:space="preserve">, </w:t>
@@ -196,7 +196,7 @@
         <w:t xml:space="preserve">2.1. Общая цена Договора: </w:t>
       </w:r>
       <w:r>
-        <w:t xml:space="preserve">Девятьсот тридцать тысяч два рубля 00 копеек</w:t>
+        <w:t xml:space="preserve">Девять миллионов сто пятьдесят тысяч два рубля 00 копеек</w:t>
       </w:r>
       <w:r>
         <w:t xml:space="preserve">, включая НДС </w:t>
@@ -208,7 +208,7 @@
         <w:t xml:space="preserve"> в размере </w:t>
       </w:r>
       <w:r>
-        <w:t xml:space="preserve">908 000 (девятьсот восемь тысяч) рублей 00 копеек</w:t>
+        <w:t xml:space="preserve">930 000 (девятьсот тридцать тысяч) рублей 00 копеек</w:t>
       </w:r>
       <w:r>
         <w:t xml:space="preserve">.</w:t>
@@ -230,7 +230,7 @@
         <w:t xml:space="preserve">2.3. Срок оплаты — </w:t>
       </w:r>
       <w:r>
-        <w:t xml:space="preserve">не позднее 15.08.2026</w:t>
+        <w:t xml:space="preserve">не позднее 08.04.2026</w:t>
       </w:r>
       <w:r>
         <w:t xml:space="preserve">.</w:t>
@@ -250,7 +250,7 @@
         <w:t xml:space="preserve">, артикул </w:t>
       </w:r>
       <w:r>
-        <w:t xml:space="preserve">RM-2935-47</w:t>
+        <w:t xml:space="preserve">RM-8383-42</w:t>
       </w:r>
       <w:r>
         <w:t xml:space="preserve">, код </w:t>
@@ -305,6 +305,12 @@
       </w:r>
       <w:r>
         <w:t xml:space="preserve">МКАС при ТПП РФ</w:t>
+      </w:r>
+      <w:r>
+        <w:t xml:space="preserve">. Товар отгружается с сопроводительным документом паспорт качества № </w:t>
+      </w:r>
+      <w:r>
+        <w:t xml:space="preserve">77 04 311057</w:t>
       </w:r>
       <w:r>
         <w:t xml:space="preserve">. Цена — </w:t>
@@ -659,7 +665,7 @@
               <w:t xml:space="preserve">Паспорт </w:t>
             </w:r>
             <w:r>
-              <w:t xml:space="preserve">01 23 263248</w:t>
+              <w:t xml:space="preserve">72 17 834970</w:t>
             </w:r>
             <w:r>
               <w:t xml:space="preserve">, выдан ОВД «Тропарёво» г. Москвы 11.03.2002</w:t>
@@ -676,13 +682,13 @@
               <w:t xml:space="preserve">СНИЛС </w:t>
             </w:r>
             <w:r>
-              <w:t xml:space="preserve">687-587-173 83</w:t>
+              <w:t xml:space="preserve">758-717-304 45</w:t>
             </w:r>
             <w:r>
               <w:t xml:space="preserve"> ИНН </w:t>
             </w:r>
             <w:r>
-              <w:t xml:space="preserve">886465145429</w:t>
+              <w:t xml:space="preserve">646514546802</w:t>
             </w:r>
           </w:p>
           <w:p>
@@ -733,7 +739,7 @@
               <w:t xml:space="preserve">Дата рождения: </w:t>
             </w:r>
             <w:r>
-              <w:t xml:space="preserve">02.01.1983</w:t>
+              <w:t xml:space="preserve">22.01.1957</w:t>
             </w:r>
           </w:p>
           <w:p>
@@ -749,16 +755,16 @@
               <w:t xml:space="preserve">Паспорт </w:t>
             </w:r>
             <w:r>
-              <w:t xml:space="preserve">70 15 963951</w:t>
-            </w:r>
-            <w:r>
-              <w:t xml:space="preserve">, выдан ОВД «Тропарёво» г. Москвы 19.08.2019</w:t>
+              <w:t xml:space="preserve">83 02 925857</w:t>
+            </w:r>
+            <w:r>
+              <w:t xml:space="preserve">, выдан ГУ МВД России по г. Москве 03.10.2016</w:t>
             </w:r>
             <w:r>
               <w:t xml:space="preserve">, код подразделения </w:t>
             </w:r>
             <w:r>
-              <w:t xml:space="preserve">798-238</w:t>
+              <w:t xml:space="preserve">956-450</w:t>
             </w:r>
           </w:p>
           <w:p>
@@ -766,13 +772,13 @@
               <w:t xml:space="preserve">СНИЛС </w:t>
             </w:r>
             <w:r>
-              <w:t xml:space="preserve">024-389-520 56</w:t>
+              <w:t xml:space="preserve">243-895-208 97</w:t>
             </w:r>
             <w:r>
               <w:t xml:space="preserve"> ИНН </w:t>
             </w:r>
             <w:r>
-              <w:t xml:space="preserve">013510008834</w:t>
+              <w:t xml:space="preserve">135100088024</w:t>
             </w:r>
           </w:p>
           <w:p>

--- a/tests/corpus_v2/docs/cx_lease_0030.docx
+++ b/tests/corpus_v2/docs/cx_lease_0030.docx
@@ -313,10 +313,46 @@
         <w:t xml:space="preserve">77 04 311057</w:t>
       </w:r>
       <w:r>
+        <w:t xml:space="preserve">. К партии приложен паспорт изделия № </w:t>
+      </w:r>
+      <w:r>
+        <w:t xml:space="preserve">96 09 284307</w:t>
+      </w:r>
+      <w:r>
+        <w:t xml:space="preserve">. Оборудование поставляется с паспортом транспортного средства № </w:t>
+      </w:r>
+      <w:r>
+        <w:t xml:space="preserve">45 04 473265</w:t>
+      </w:r>
+      <w:r>
+        <w:t xml:space="preserve">. Приёмка производится согласно техническому паспорту </w:t>
+      </w:r>
+      <w:r>
+        <w:t xml:space="preserve">30 08 245702</w:t>
+      </w:r>
+      <w:r>
+        <w:t xml:space="preserve">. СНИЛС не указан, номер заказа </w:t>
+      </w:r>
+      <w:r>
+        <w:t xml:space="preserve">158-573-674 23</w:t>
+      </w:r>
+      <w:r>
+        <w:t xml:space="preserve">. Дата рождения не проставлена, документ выдан </w:t>
+      </w:r>
+      <w:r>
+        <w:t xml:space="preserve">08.03.2020</w:t>
+      </w:r>
+      <w:r>
+        <w:t xml:space="preserve">. Код подразделения, см. артикул </w:t>
+      </w:r>
+      <w:r>
+        <w:t xml:space="preserve">260-127</w:t>
+      </w:r>
+      <w:r>
         <w:t xml:space="preserve">. Цена — </w:t>
       </w:r>
       <w:r>
-        <w:t xml:space="preserve">7700000 руб. 0 коп.</w:t>
+        <w:t xml:space="preserve">82500000 руб. 0 коп.</w:t>
       </w:r>
       <w:r>
         <w:t xml:space="preserve">, в том числе НДС</w:t>
@@ -339,7 +375,7 @@
         <w:t xml:space="preserve">3.1. Место исполнения обязательств: </w:t>
       </w:r>
       <w:r>
-        <w:t xml:space="preserve">630099, г. Новосибирск, бул. Мира, д. 30, кв. 61</w:t>
+        <w:t xml:space="preserve">143400, г. Красногорск, ш. Баумана, д. 81, кв. 55</w:t>
       </w:r>
       <w:r>
         <w:t xml:space="preserve">.</w:t>
@@ -356,7 +392,7 @@
         <w:t xml:space="preserve"> по телефону </w:t>
       </w:r>
       <w:r>
-        <w:t xml:space="preserve">+7 (499) 257-81-94</w:t>
+        <w:t xml:space="preserve">+7 (846) 516-82-94</w:t>
       </w:r>
       <w:r>
         <w:t xml:space="preserve">.</w:t>
@@ -367,7 +403,7 @@
         <w:t xml:space="preserve">3.3. Срок исполнения обязательств — </w:t>
       </w:r>
       <w:r>
-        <w:t xml:space="preserve">в течение 7 календарных дней с момента поступления денежных средств на расчетный счет</w:t>
+        <w:t xml:space="preserve">в течение 3 календарных дней с момента поступления денежных средств на расчетный счет</w:t>
       </w:r>
       <w:r>
         <w:t xml:space="preserve">.</w:t>
@@ -398,7 +434,7 @@
         <w:t xml:space="preserve">Размер неустойки за нарушение сроков оплаты: </w:t>
       </w:r>
       <w:r>
-        <w:t xml:space="preserve">7 (семь) процентов от цены Договора</w:t>
+        <w:t xml:space="preserve">20 (двадцать) процентов от цены Договора</w:t>
       </w:r>
       <w:r>
         <w:t xml:space="preserve">. Предельный размер ответственности: </w:t>
@@ -426,7 +462,7 @@
         <w:t xml:space="preserve">Сторона, для которой создалась невозможность исполнения, обязана уведомить другую Сторону. Срок уведомления — </w:t>
       </w:r>
       <w:r>
-        <w:t xml:space="preserve">в течение 7 (Семи) банковских дней с даты подписания Сторонами акта сдачи-приемки оказанных услуг</w:t>
+        <w:t xml:space="preserve">в течение 45 (Сорока пяти) банковских дней с даты подписания Сторонами акта сдачи-приемки оказанных услуг</w:t>
       </w:r>
       <w:r>
         <w:t xml:space="preserve">.</w:t>
@@ -440,7 +476,7 @@
         <w:t xml:space="preserve">Все споры и разногласия решаются путём переговоров. Претензионный порядок обязателен, срок ответа на претензию — </w:t>
       </w:r>
       <w:r>
-        <w:t xml:space="preserve">не позднее 11.05.2025</w:t>
+        <w:t xml:space="preserve">не позднее 20.09.2026</w:t>
       </w:r>
       <w:r>
         <w:t xml:space="preserve">.</w:t>
@@ -482,7 +518,7 @@
         <w:rPr>
           <w:b/>
         </w:rPr>
-        <w:t xml:space="preserve">в течение 3</w:t>
+        <w:t xml:space="preserve">в течение 2</w:t>
       </w:r>
       <w:r>
         <w:t xml:space="preserve">0 дней со дня предъявления требования</w:t>
@@ -499,10 +535,10 @@
         <w:rPr>
           <w:b/>
         </w:rPr>
-        <w:t xml:space="preserve">98Ф-10</w:t>
-      </w:r>
-      <w:r>
-        <w:t xml:space="preserve">781/16-707Д</w:t>
+        <w:t xml:space="preserve">11Ф-97</w:t>
+      </w:r>
+      <w:r>
+        <w:t xml:space="preserve">772/12-577Д</w:t>
       </w:r>
       <w:r>
         <w:t xml:space="preserve">.</w:t>
@@ -536,7 +572,7 @@
           </w:tcPr>
           <w:p>
             <w:r>
-              <w:t xml:space="preserve">42 6</w:t>
+              <w:t xml:space="preserve">22 0</w:t>
             </w:r>
           </w:p>
         </w:tc>
@@ -546,7 +582,7 @@
           </w:tcPr>
           <w:p>
             <w:r>
-              <w:t xml:space="preserve">00 000 (Сорок два миллиона шестьсот тысяч) ₽</w:t>
+              <w:t xml:space="preserve">00 (Двадцать две тысячи) ₽</w:t>
             </w:r>
           </w:p>
         </w:tc>
@@ -568,7 +604,7 @@
       </w:r>
       <w:ins w:id="1" w:author="Юрист" w:date="2024-01-01T00:00:00Z">
         <w:r>
-          <w:t xml:space="preserve">689 000 (шестьсот восемьдесят девять тысяч) рублей 50 копеек</w:t>
+          <w:t xml:space="preserve">499 000 (четыреста девяносто девять тысяч) рублей 00 копеек</w:t>
         </w:r>
       </w:ins>
       <w:ins w:id="2" w:author="Юрист" w:date="2024-01-01T00:00:00Z">
@@ -593,7 +629,7 @@
         </w:sdtPr>
         <w:sdtContent>
           <w:r>
-            <w:t xml:space="preserve">в течение 45 (Сорока пяти) рабочих дней с момента подписания акта</w:t>
+            <w:t xml:space="preserve">в течение 30 (Тридцати) рабочих дней с момента подписания акта</w:t>
           </w:r>
         </w:sdtContent>
       </w:sdt>
@@ -657,7 +693,7 @@
               <w:t xml:space="preserve">Адрес регистрации: </w:t>
             </w:r>
             <w:r>
-              <w:t xml:space="preserve">443010, г. Самара, пер. Тверская, д. 48, кв. 22</w:t>
+              <w:t xml:space="preserve">170100, г. Тверь, пер. Советская, д. 16, кв. 26</w:t>
             </w:r>
           </w:p>
           <w:p>
@@ -696,7 +732,7 @@
               <w:t xml:space="preserve">Тел.: </w:t>
             </w:r>
             <w:r>
-              <w:t xml:space="preserve">+7 (846) 180-82-11</w:t>
+              <w:t xml:space="preserve">+7 (495) 954-40-22</w:t>
             </w:r>
           </w:p>
           <w:p>
@@ -704,7 +740,7 @@
               <w:t xml:space="preserve">E-mail: </w:t>
             </w:r>
             <w:r>
-              <w:t xml:space="preserve">guseva@gmail.com</w:t>
+              <w:t xml:space="preserve">guseva@list.ru</w:t>
             </w:r>
           </w:p>
           <w:p/>
@@ -747,7 +783,7 @@
               <w:t xml:space="preserve">Адрес регистрации: </w:t>
             </w:r>
             <w:r>
-              <w:t xml:space="preserve">344002, г. Ростов-на-Дону, просп. Гагарина, д. 52, кв. 40</w:t>
+              <w:t xml:space="preserve">614000, г. Пермь, просп. Мира, д. 33, кв. 164</w:t>
             </w:r>
           </w:p>
           <w:p>
@@ -786,7 +822,7 @@
               <w:t xml:space="preserve">Тел.: </w:t>
             </w:r>
             <w:r>
-              <w:t xml:space="preserve">+7 (495) 405-25-22</w:t>
+              <w:t xml:space="preserve">+7 (499) 483-91-15</w:t>
             </w:r>
           </w:p>
           <w:p>
@@ -794,7 +830,7 @@
               <w:t xml:space="preserve">E-mail: </w:t>
             </w:r>
             <w:r>
-              <w:t xml:space="preserve">vorobev@mail.ru</w:t>
+              <w:t xml:space="preserve">vorobev@gmail.com</w:t>
             </w:r>
           </w:p>
           <w:p/>

--- a/tests/corpus_v2/docs/cx_lease_0030.docx
+++ b/tests/corpus_v2/docs/cx_lease_0030.docx
@@ -361,192 +361,118 @@
         <w:t xml:space="preserve">.</w:t>
       </w:r>
     </w:p>
-    <w:p/>
-    <w:p>
-      <w:r>
-        <w:rPr>
-          <w:b/>
-        </w:rPr>
-        <w:t xml:space="preserve">3. МЕСТО И СРОКИ ИСПОЛНЕНИЯ</w:t>
-      </w:r>
-    </w:p>
-    <w:p>
-      <w:r>
-        <w:t xml:space="preserve">3.1. Место исполнения обязательств: </w:t>
-      </w:r>
-      <w:r>
-        <w:t xml:space="preserve">143400, г. Красногорск, ш. Баумана, д. 81, кв. 55</w:t>
-      </w:r>
-      <w:r>
-        <w:t xml:space="preserve">.</w:t>
-      </w:r>
-    </w:p>
-    <w:p>
-      <w:r>
-        <w:t xml:space="preserve">3.2. Уведомления направляются </w:t>
-      </w:r>
-      <w:r>
-        <w:t xml:space="preserve">Воробьёву Юрию Павловичу</w:t>
-      </w:r>
-      <w:r>
-        <w:t xml:space="preserve"> по телефону </w:t>
-      </w:r>
-      <w:r>
-        <w:t xml:space="preserve">+7 (846) 516-82-94</w:t>
-      </w:r>
-      <w:r>
-        <w:t xml:space="preserve">.</w:t>
-      </w:r>
-    </w:p>
-    <w:p>
-      <w:r>
-        <w:t xml:space="preserve">3.3. Срок исполнения обязательств — </w:t>
-      </w:r>
-      <w:r>
-        <w:t xml:space="preserve">в течение 3 календарных дней с момента поступления денежных средств на расчетный счет</w:t>
-      </w:r>
-      <w:r>
-        <w:t xml:space="preserve">.</w:t>
-      </w:r>
-    </w:p>
-    <w:p/>
-    <w:p>
-      <w:r>
-        <w:rPr>
-          <w:b/>
-        </w:rPr>
-        <w:t xml:space="preserve">4. ПРОЧИЕ УСЛОВИЯ</w:t>
-      </w:r>
-    </w:p>
-    <w:p>
-      <w:r>
-        <w:t xml:space="preserve">4.1. </w:t>
-      </w:r>
-      <w:r>
-        <w:t xml:space="preserve">Стороны несут ответственность за неисполнение или ненадлежащее исполнение обязательств в соответствии с законодательством Российской Федерации.</w:t>
-      </w:r>
-    </w:p>
-    <w:p>
-      <w:r>
-        <w:t xml:space="preserve">4.2. </w:t>
-      </w:r>
-      <w:r>
-        <w:t xml:space="preserve">Размер неустойки за нарушение сроков оплаты: </w:t>
-      </w:r>
-      <w:r>
-        <w:t xml:space="preserve">20 (двадцать) процентов от цены Договора</w:t>
-      </w:r>
-      <w:r>
-        <w:t xml:space="preserve">. Предельный размер ответственности: </w:t>
-      </w:r>
-      <w:r>
-        <w:t xml:space="preserve">0,2 (двух десятых) % от стоимости неоплаченных работ</w:t>
-      </w:r>
-      <w:r>
-        <w:t xml:space="preserve">.</w:t>
-      </w:r>
-    </w:p>
-    <w:p>
-      <w:r>
-        <w:t xml:space="preserve">4.3. </w:t>
-      </w:r>
-      <w:r>
-        <w:t xml:space="preserve">Стороны освобождаются от ответственности при наступлении обстоятельств непреодолимой силы, если они прямо повлияли на исполнение обязательств.</w:t>
-      </w:r>
-    </w:p>
-    <w:p>
-      <w:r>
-        <w:t xml:space="preserve">4.4. </w:t>
-      </w:r>
-      <w:r>
-        <w:t xml:space="preserve">Сторона, для которой создалась невозможность исполнения, обязана уведомить другую Сторону. Срок уведомления — </w:t>
-      </w:r>
-      <w:r>
-        <w:t xml:space="preserve">в течение 45 (Сорока пяти) банковских дней с даты подписания Сторонами акта сдачи-приемки оказанных услуг</w:t>
-      </w:r>
-      <w:r>
-        <w:t xml:space="preserve">.</w:t>
-      </w:r>
-    </w:p>
-    <w:p>
-      <w:r>
-        <w:t xml:space="preserve">4.5. </w:t>
-      </w:r>
-      <w:r>
-        <w:t xml:space="preserve">Все споры и разногласия решаются путём переговоров. Претензионный порядок обязателен, срок ответа на претензию — </w:t>
-      </w:r>
-      <w:r>
-        <w:t xml:space="preserve">не позднее 20.09.2026</w:t>
-      </w:r>
-      <w:r>
-        <w:t xml:space="preserve">.</w:t>
-      </w:r>
-    </w:p>
-    <w:p/>
-    <w:p/>
-    <w:p/>
-    <w:p>
-      <w:r>
-        <w:rPr>
-          <w:b/>
-        </w:rPr>
-        <w:t xml:space="preserve">9. КОНТРОЛЬНЫЕ ВЕЛИЧИНЫ</w:t>
-      </w:r>
-    </w:p>
-    <w:p>
-      <w:r>
-        <w:t xml:space="preserve">9.1. Контрольная запись: </w:t>
-      </w:r>
-      <w:r>
-        <w:rPr>
-          <w:b/>
-        </w:rPr>
-        <w:t xml:space="preserve">1/1</w:t>
-      </w:r>
-      <w:r>
-        <w:t xml:space="preserve">50 ключевой ставки ЦБ РФ годовых</w:t>
-      </w:r>
-      <w:r>
-        <w:t xml:space="preserve">.</w:t>
-      </w:r>
-    </w:p>
-    <w:p>
-      <w:r>
-        <w:t xml:space="preserve">9.2. Контрольная запись: </w:t>
-      </w:r>
-      <w:r>
-        <w:rPr>
-          <w:b/>
-        </w:rPr>
-        <w:t xml:space="preserve">в течение 2</w:t>
-      </w:r>
-      <w:r>
-        <w:t xml:space="preserve">0 дней со дня предъявления требования</w:t>
-      </w:r>
-      <w:r>
-        <w:t xml:space="preserve">.</w:t>
-      </w:r>
-    </w:p>
-    <w:p>
-      <w:r>
-        <w:t xml:space="preserve">9.3. Контрольная запись: </w:t>
-      </w:r>
-      <w:r>
-        <w:rPr>
-          <w:b/>
-        </w:rPr>
-        <w:t xml:space="preserve">11Ф-97</w:t>
-      </w:r>
-      <w:r>
-        <w:t xml:space="preserve">772/12-577Д</w:t>
-      </w:r>
-      <w:r>
-        <w:t xml:space="preserve">.</w:t>
-      </w:r>
-    </w:p>
-    <w:p>
-      <w:r>
-        <w:t xml:space="preserve">9.4. Контрольная запись (таблица):</w:t>
+    <w:p>
+      <w:r>
+        <w:t xml:space="preserve">2.5. </w:t>
+      </w:r>
+      <w:r>
+        <w:t xml:space="preserve">Товар маркирован штрихкодом </w:t>
+      </w:r>
+      <w:r>
+        <w:t xml:space="preserve">4608943198111</w:t>
+      </w:r>
+      <w:r>
+        <w:t xml:space="preserve">. Код контрагента по ОКПО — </w:t>
+      </w:r>
+      <w:r>
+        <w:t xml:space="preserve">2686185239</w:t>
+      </w:r>
+      <w:r>
+        <w:t xml:space="preserve">. Оборудование учтено под инвентарным номером </w:t>
+      </w:r>
+      <w:r>
+        <w:t xml:space="preserve">046825052</w:t>
+      </w:r>
+      <w:r>
+        <w:t xml:space="preserve">, складской позиции присвоен номер </w:t>
+      </w:r>
+      <w:r>
+        <w:t xml:space="preserve">609951124</w:t>
+      </w:r>
+      <w:r>
+        <w:t xml:space="preserve">.</w:t>
+      </w:r>
+    </w:p>
+    <w:p>
+      <w:r>
+        <w:t xml:space="preserve">2.6. </w:t>
+      </w:r>
+      <w:r>
+        <w:t xml:space="preserve">Оплата по счёту-фактуре на КБК </w:t>
+      </w:r>
+      <w:r>
+        <w:t xml:space="preserve">18210101011011000194</w:t>
+      </w:r>
+      <w:r>
+        <w:t xml:space="preserve">. ИНН не присвоен, регистрационный № </w:t>
+      </w:r>
+      <w:r>
+        <w:t xml:space="preserve">8766023959</w:t>
+      </w:r>
+      <w:r>
+        <w:t xml:space="preserve">. ИНН не присвоен, платёжный документ № </w:t>
+      </w:r>
+      <w:r>
+        <w:t xml:space="preserve">861517622410</w:t>
+      </w:r>
+      <w:r>
+        <w:t xml:space="preserve">. Заказчик действует в лице </w:t>
+      </w:r>
+      <w:r>
+        <w:t xml:space="preserve">уполномоченного представителя</w:t>
+      </w:r>
+      <w:r>
+        <w:t xml:space="preserve">, назначаемого приказом.</w:t>
+      </w:r>
+    </w:p>
+    <w:p>
+      <w:r>
+        <w:t xml:space="preserve">2.7. </w:t>
+      </w:r>
+      <w:r>
+        <w:t xml:space="preserve">Массовая доля влаги в товаре — </w:t>
+      </w:r>
+      <w:r>
+        <w:t xml:space="preserve">не более 15 %</w:t>
+      </w:r>
+      <w:r>
+        <w:t xml:space="preserve">. Товар подлежит хранению </w:t>
+      </w:r>
+      <w:r>
+        <w:t xml:space="preserve">в течение 48 часов</w:t>
+      </w:r>
+      <w:r>
+        <w:t xml:space="preserve"> при температуре не выше +4 °C. Срок исковой давности по требованиям, вытекающим из Договора, составляет </w:t>
+      </w:r>
+      <w:r>
+        <w:t xml:space="preserve">в течение трёх лет</w:t>
+      </w:r>
+      <w:r>
+        <w:t xml:space="preserve">, как установлено статьёй 196 Гражданского кодекса Российской Федерации. Обработка данных ведётся согласно Федеральному закону от 27.07.2006 № 152-ФЗ </w:t>
+      </w:r>
+      <w:r>
+        <w:t xml:space="preserve">«О персональных данных»</w:t>
+      </w:r>
+      <w:r>
+        <w:t xml:space="preserve">. Товар поставляется под маркой </w:t>
+      </w:r>
+      <w:r>
+        <w:t xml:space="preserve">«Стандарт»</w:t>
+      </w:r>
+      <w:r>
+        <w:t xml:space="preserve">. Влажность определяется </w:t>
+      </w:r>
+      <w:r>
+        <w:t xml:space="preserve">по методу Кьельдаля</w:t>
+      </w:r>
+      <w:r>
+        <w:t xml:space="preserve">. Споры передаются на рассмотрение в Арбитражный суд </w:t>
+      </w:r>
+      <w:r>
+        <w:t xml:space="preserve">города Москвы</w:t>
+      </w:r>
+      <w:r>
+        <w:t xml:space="preserve">.</w:t>
       </w:r>
     </w:p>
     <w:tbl>
@@ -572,7 +498,7 @@
           </w:tcPr>
           <w:p>
             <w:r>
-              <w:t xml:space="preserve">22 0</w:t>
+              <w:t xml:space="preserve">8</w:t>
             </w:r>
           </w:p>
         </w:tc>
@@ -582,70 +508,200 @@
           </w:tcPr>
           <w:p>
             <w:r>
-              <w:t xml:space="preserve">00 (Двадцать две тысячи) ₽</w:t>
+              <w:t xml:space="preserve">6706288293</w:t>
             </w:r>
           </w:p>
         </w:tc>
       </w:tr>
     </w:tbl>
     <w:p/>
-    <w:p/>
-    <w:p>
-      <w:r>
-        <w:rPr>
-          <w:b/>
-        </w:rPr>
-        <w:t xml:space="preserve">11. УСЛОВИЯ, ОФОРМЛЕННЫЕ СРЕДСТВАМИ РЕДАКТОРА</w:t>
-      </w:r>
-    </w:p>
-    <w:p>
-      <w:r>
-        <w:t xml:space="preserve">11.1. Цена с учётом протокола разногласий: </w:t>
-      </w:r>
-      <w:ins w:id="1" w:author="Юрист" w:date="2024-01-01T00:00:00Z">
-        <w:r>
-          <w:t xml:space="preserve">499 000 (четыреста девяносто девять тысяч) рублей 00 копеек</w:t>
-        </w:r>
-      </w:ins>
-      <w:ins w:id="2" w:author="Юрист" w:date="2024-01-01T00:00:00Z">
-        <w:r>
-          <w:t xml:space="preserve">, НДС не облагается</w:t>
-        </w:r>
-      </w:ins>
-      <w:r>
-        <w:t xml:space="preserve">.</w:t>
-      </w:r>
-    </w:p>
-    <w:p>
-      <w:r>
-        <w:t xml:space="preserve">11.2. Срок (элемент формы): </w:t>
-      </w:r>
-      <w:sdt>
-        <w:sdtPr>
-          <w:alias w:val="Поле формы"/>
-          <w:tag w:val="v2"/>
-          <w:id w:val="3"/>
-          <w:text/>
-        </w:sdtPr>
-        <w:sdtContent>
-          <w:r>
-            <w:t xml:space="preserve">в течение 30 (Тридцати) рабочих дней с момента подписания акта</w:t>
-          </w:r>
-        </w:sdtContent>
-      </w:sdt>
-      <w:r>
-        <w:t xml:space="preserve">.</w:t>
-      </w:r>
-    </w:p>
-    <w:p>
-      <w:r>
-        <w:rPr>
-          <w:b/>
-        </w:rPr>
-        <w:t xml:space="preserve">РЕКВИЗИТЫ И ПОДПИСИ СТОРОН</w:t>
-      </w:r>
-    </w:p>
-    <w:p/>
+    <w:p>
+      <w:r>
+        <w:rPr>
+          <w:b/>
+        </w:rPr>
+        <w:t xml:space="preserve">3. МЕСТО И СРОКИ ИСПОЛНЕНИЯ</w:t>
+      </w:r>
+    </w:p>
+    <w:p>
+      <w:r>
+        <w:t xml:space="preserve">3.1. Место исполнения обязательств: </w:t>
+      </w:r>
+      <w:r>
+        <w:t xml:space="preserve">630099, г. Новосибирск, наб. Баумана, д. 11, кв. 145</w:t>
+      </w:r>
+      <w:r>
+        <w:t xml:space="preserve">.</w:t>
+      </w:r>
+    </w:p>
+    <w:p>
+      <w:r>
+        <w:t xml:space="preserve">3.2. Уведомления направляются </w:t>
+      </w:r>
+      <w:r>
+        <w:t xml:space="preserve">Воробьёву Юрию Павловичу</w:t>
+      </w:r>
+      <w:r>
+        <w:t xml:space="preserve"> по телефону </w:t>
+      </w:r>
+      <w:r>
+        <w:t xml:space="preserve">+7 (495) 314-71-30</w:t>
+      </w:r>
+      <w:r>
+        <w:t xml:space="preserve">.</w:t>
+      </w:r>
+    </w:p>
+    <w:p>
+      <w:r>
+        <w:t xml:space="preserve">3.3. Срок исполнения обязательств — </w:t>
+      </w:r>
+      <w:r>
+        <w:t xml:space="preserve">в течение 10 календарных дней с момента поступления денежных средств на расчетный счет</w:t>
+      </w:r>
+      <w:r>
+        <w:t xml:space="preserve">.</w:t>
+      </w:r>
+    </w:p>
+    <w:p/>
+    <w:p>
+      <w:r>
+        <w:rPr>
+          <w:b/>
+        </w:rPr>
+        <w:t xml:space="preserve">4. ПРОЧИЕ УСЛОВИЯ</w:t>
+      </w:r>
+    </w:p>
+    <w:p>
+      <w:r>
+        <w:t xml:space="preserve">4.1. </w:t>
+      </w:r>
+      <w:r>
+        <w:t xml:space="preserve">Стороны несут ответственность за неисполнение или ненадлежащее исполнение обязательств в соответствии с законодательством Российской Федерации.</w:t>
+      </w:r>
+    </w:p>
+    <w:p>
+      <w:r>
+        <w:t xml:space="preserve">4.2. </w:t>
+      </w:r>
+      <w:r>
+        <w:t xml:space="preserve">Размер неустойки за нарушение сроков оплаты: </w:t>
+      </w:r>
+      <w:r>
+        <w:t xml:space="preserve">15 (пятнадцать) процентов от цены Договора</w:t>
+      </w:r>
+      <w:r>
+        <w:t xml:space="preserve">. Предельный размер ответственности: </w:t>
+      </w:r>
+      <w:r>
+        <w:t xml:space="preserve">0,2 (двух десятых) % от стоимости неоплаченных работ</w:t>
+      </w:r>
+      <w:r>
+        <w:t xml:space="preserve">.</w:t>
+      </w:r>
+    </w:p>
+    <w:p>
+      <w:r>
+        <w:t xml:space="preserve">4.3. </w:t>
+      </w:r>
+      <w:r>
+        <w:t xml:space="preserve">Стороны освобождаются от ответственности при наступлении обстоятельств непреодолимой силы, если они прямо повлияли на исполнение обязательств.</w:t>
+      </w:r>
+    </w:p>
+    <w:p>
+      <w:r>
+        <w:t xml:space="preserve">4.4. </w:t>
+      </w:r>
+      <w:r>
+        <w:t xml:space="preserve">Сторона, для которой создалась невозможность исполнения, обязана уведомить другую Сторону. Срок уведомления — </w:t>
+      </w:r>
+      <w:r>
+        <w:t xml:space="preserve">в течение 7 (Семи) банковских дней с даты подписания Сторонами акта сдачи-приемки оказанных услуг</w:t>
+      </w:r>
+      <w:r>
+        <w:t xml:space="preserve">.</w:t>
+      </w:r>
+    </w:p>
+    <w:p>
+      <w:r>
+        <w:t xml:space="preserve">4.5. </w:t>
+      </w:r>
+      <w:r>
+        <w:t xml:space="preserve">Все споры и разногласия решаются путём переговоров. Претензионный порядок обязателен, срок ответа на претензию — </w:t>
+      </w:r>
+      <w:r>
+        <w:t xml:space="preserve">не позднее 02.05.2025</w:t>
+      </w:r>
+      <w:r>
+        <w:t xml:space="preserve">.</w:t>
+      </w:r>
+    </w:p>
+    <w:p/>
+    <w:p/>
+    <w:p/>
+    <w:p>
+      <w:r>
+        <w:rPr>
+          <w:b/>
+        </w:rPr>
+        <w:t xml:space="preserve">9. КОНТРОЛЬНЫЕ ВЕЛИЧИНЫ</w:t>
+      </w:r>
+    </w:p>
+    <w:p>
+      <w:r>
+        <w:t xml:space="preserve">9.1. Контрольная запись: </w:t>
+      </w:r>
+      <w:r>
+        <w:rPr>
+          <w:b/>
+        </w:rPr>
+        <w:t xml:space="preserve">1/1</w:t>
+      </w:r>
+      <w:r>
+        <w:t xml:space="preserve">50 ключевой ставки ЦБ РФ годовых</w:t>
+      </w:r>
+      <w:r>
+        <w:t xml:space="preserve">.</w:t>
+      </w:r>
+    </w:p>
+    <w:p>
+      <w:r>
+        <w:t xml:space="preserve">9.2. Контрольная запись: </w:t>
+      </w:r>
+      <w:r>
+        <w:rPr>
+          <w:b/>
+        </w:rPr>
+        <w:t xml:space="preserve">в течение 1</w:t>
+      </w:r>
+      <w:r>
+        <w:t xml:space="preserve">0 (Десяти) дней с даты подписания Сторонами акта сдачи-приемки оказанных услуг</w:t>
+      </w:r>
+      <w:r>
+        <w:t xml:space="preserve">.</w:t>
+      </w:r>
+    </w:p>
+    <w:p>
+      <w:r>
+        <w:t xml:space="preserve">9.3. Контрольная запись: </w:t>
+      </w:r>
+      <w:r>
+        <w:rPr>
+          <w:b/>
+        </w:rPr>
+        <w:t xml:space="preserve">13Ф-83</w:t>
+      </w:r>
+      <w:r>
+        <w:t xml:space="preserve">457/20-695Д</w:t>
+      </w:r>
+      <w:r>
+        <w:t xml:space="preserve">.</w:t>
+      </w:r>
+    </w:p>
+    <w:p>
+      <w:r>
+        <w:t xml:space="preserve">9.4. Контрольная запись (таблица):</w:t>
+      </w:r>
+    </w:p>
     <w:tbl>
       <w:tblPr>
         <w:tblW w:w="9360" w:type="dxa"/>
@@ -669,87 +725,7 @@
           </w:tcPr>
           <w:p>
             <w:r>
-              <w:rPr>
-                <w:b/>
-              </w:rPr>
-              <w:t xml:space="preserve">Арендодатель:</w:t>
-            </w:r>
-          </w:p>
-          <w:p>
-            <w:r>
-              <w:t xml:space="preserve">Гусева Елена Юрьевна</w:t>
-            </w:r>
-          </w:p>
-          <w:p>
-            <w:r>
-              <w:t xml:space="preserve">Дата рождения: </w:t>
-            </w:r>
-            <w:r>
-              <w:t xml:space="preserve">03.05.1977</w:t>
-            </w:r>
-          </w:p>
-          <w:p>
-            <w:r>
-              <w:t xml:space="preserve">Адрес регистрации: </w:t>
-            </w:r>
-            <w:r>
-              <w:t xml:space="preserve">170100, г. Тверь, пер. Советская, д. 16, кв. 26</w:t>
-            </w:r>
-          </w:p>
-          <w:p>
-            <w:r>
-              <w:t xml:space="preserve">Паспорт </w:t>
-            </w:r>
-            <w:r>
-              <w:t xml:space="preserve">72 17 834970</w:t>
-            </w:r>
-            <w:r>
-              <w:t xml:space="preserve">, выдан ОВД «Тропарёво» г. Москвы 11.03.2002</w:t>
-            </w:r>
-            <w:r>
-              <w:t xml:space="preserve">, код подразделения </w:t>
-            </w:r>
-            <w:r>
-              <w:t xml:space="preserve">018-927</w:t>
-            </w:r>
-          </w:p>
-          <w:p>
-            <w:r>
-              <w:t xml:space="preserve">СНИЛС </w:t>
-            </w:r>
-            <w:r>
-              <w:t xml:space="preserve">758-717-304 45</w:t>
-            </w:r>
-            <w:r>
-              <w:t xml:space="preserve"> ИНН </w:t>
-            </w:r>
-            <w:r>
-              <w:t xml:space="preserve">646514546802</w:t>
-            </w:r>
-          </w:p>
-          <w:p>
-            <w:r>
-              <w:t xml:space="preserve">Тел.: </w:t>
-            </w:r>
-            <w:r>
-              <w:t xml:space="preserve">+7 (495) 954-40-22</w:t>
-            </w:r>
-          </w:p>
-          <w:p>
-            <w:r>
-              <w:t xml:space="preserve">E-mail: </w:t>
-            </w:r>
-            <w:r>
-              <w:t xml:space="preserve">guseva@list.ru</w:t>
-            </w:r>
-          </w:p>
-          <w:p/>
-          <w:p>
-            <w:r>
-              <w:t xml:space="preserve">______________ </w:t>
-            </w:r>
-            <w:r>
-              <w:t xml:space="preserve">Гусева Е. Ю.</w:t>
+              <w:t xml:space="preserve">1</w:t>
             </w:r>
           </w:p>
         </w:tc>
@@ -759,6 +735,183 @@
           </w:tcPr>
           <w:p>
             <w:r>
+              <w:t xml:space="preserve">36 000 (Сто тридцать шесть тысяч) ₽</w:t>
+            </w:r>
+          </w:p>
+        </w:tc>
+      </w:tr>
+    </w:tbl>
+    <w:p/>
+    <w:p/>
+    <w:p>
+      <w:r>
+        <w:rPr>
+          <w:b/>
+        </w:rPr>
+        <w:t xml:space="preserve">11. УСЛОВИЯ, ОФОРМЛЕННЫЕ СРЕДСТВАМИ РЕДАКТОРА</w:t>
+      </w:r>
+    </w:p>
+    <w:p>
+      <w:r>
+        <w:t xml:space="preserve">11.1. Цена с учётом протокола разногласий: </w:t>
+      </w:r>
+      <w:ins w:id="1" w:author="Юрист" w:date="2024-01-01T00:00:00Z">
+        <w:r>
+          <w:t xml:space="preserve">27 200 000 (двадцать семь миллионов двести тысяч) рублей 00 копеек</w:t>
+        </w:r>
+      </w:ins>
+      <w:ins w:id="2" w:author="Юрист" w:date="2024-01-01T00:00:00Z">
+        <w:r>
+          <w:t xml:space="preserve">, НДС не облагается</w:t>
+        </w:r>
+      </w:ins>
+      <w:r>
+        <w:t xml:space="preserve">.</w:t>
+      </w:r>
+    </w:p>
+    <w:p>
+      <w:r>
+        <w:t xml:space="preserve">11.2. Срок (элемент формы): </w:t>
+      </w:r>
+      <w:sdt>
+        <w:sdtPr>
+          <w:alias w:val="Поле формы"/>
+          <w:tag w:val="v2"/>
+          <w:id w:val="3"/>
+          <w:text/>
+        </w:sdtPr>
+        <w:sdtContent>
+          <w:r>
+            <w:t xml:space="preserve">в течение 20 (Двадцати) рабочих дней с момента подписания акта</w:t>
+          </w:r>
+        </w:sdtContent>
+      </w:sdt>
+      <w:r>
+        <w:t xml:space="preserve">.</w:t>
+      </w:r>
+    </w:p>
+    <w:p>
+      <w:r>
+        <w:rPr>
+          <w:b/>
+        </w:rPr>
+        <w:t xml:space="preserve">РЕКВИЗИТЫ И ПОДПИСИ СТОРОН</w:t>
+      </w:r>
+    </w:p>
+    <w:p/>
+    <w:tbl>
+      <w:tblPr>
+        <w:tblW w:w="9360" w:type="dxa"/>
+        <w:tblBorders>
+          <w:top w:val="single" w:sz="4" w:color="auto"/>
+          <w:left w:val="single" w:sz="4" w:color="auto"/>
+          <w:bottom w:val="single" w:sz="4" w:color="auto"/>
+          <w:right w:val="single" w:sz="4" w:color="auto"/>
+          <w:insideH w:val="single" w:sz="4" w:color="auto"/>
+          <w:insideV w:val="single" w:sz="4" w:color="auto"/>
+        </w:tblBorders>
+      </w:tblPr>
+      <w:tblGrid>
+        <w:gridCol w:w="4680"/>
+        <w:gridCol w:w="4680"/>
+      </w:tblGrid>
+      <w:tr>
+        <w:tc>
+          <w:tcPr>
+            <w:tcW w:w="4680" w:type="dxa"/>
+          </w:tcPr>
+          <w:p>
+            <w:r>
+              <w:rPr>
+                <w:b/>
+              </w:rPr>
+              <w:t xml:space="preserve">Арендодатель:</w:t>
+            </w:r>
+          </w:p>
+          <w:p>
+            <w:r>
+              <w:t xml:space="preserve">Гусева Елена Юрьевна</w:t>
+            </w:r>
+          </w:p>
+          <w:p>
+            <w:r>
+              <w:t xml:space="preserve">Дата рождения: </w:t>
+            </w:r>
+            <w:r>
+              <w:t xml:space="preserve">03.05.1977</w:t>
+            </w:r>
+          </w:p>
+          <w:p>
+            <w:r>
+              <w:t xml:space="preserve">Адрес регистрации: </w:t>
+            </w:r>
+            <w:r>
+              <w:t xml:space="preserve">143000, г. Одинцово, просп. Советская, д. 64, кв. 126</w:t>
+            </w:r>
+          </w:p>
+          <w:p>
+            <w:r>
+              <w:t xml:space="preserve">Паспорт </w:t>
+            </w:r>
+            <w:r>
+              <w:t xml:space="preserve">72 17 834970</w:t>
+            </w:r>
+            <w:r>
+              <w:t xml:space="preserve">, выдан ОВД «Тропарёво» г. Москвы 11.03.2002</w:t>
+            </w:r>
+            <w:r>
+              <w:t xml:space="preserve">, код подразделения </w:t>
+            </w:r>
+            <w:r>
+              <w:t xml:space="preserve">018-927</w:t>
+            </w:r>
+          </w:p>
+          <w:p>
+            <w:r>
+              <w:t xml:space="preserve">СНИЛС </w:t>
+            </w:r>
+            <w:r>
+              <w:t xml:space="preserve">758-717-304 45</w:t>
+            </w:r>
+            <w:r>
+              <w:t xml:space="preserve"> ИНН </w:t>
+            </w:r>
+            <w:r>
+              <w:t xml:space="preserve">646514546802</w:t>
+            </w:r>
+          </w:p>
+          <w:p>
+            <w:r>
+              <w:t xml:space="preserve">Тел.: </w:t>
+            </w:r>
+            <w:r>
+              <w:t xml:space="preserve">+7 (843) 124-95-47</w:t>
+            </w:r>
+          </w:p>
+          <w:p>
+            <w:r>
+              <w:t xml:space="preserve">E-mail: </w:t>
+            </w:r>
+            <w:r>
+              <w:t xml:space="preserve">guseva@sibtrans.ru</w:t>
+            </w:r>
+          </w:p>
+          <w:p/>
+          <w:p>
+            <w:r>
+              <w:t xml:space="preserve">______________ </w:t>
+            </w:r>
+            <w:r>
+              <w:t xml:space="preserve">Гусева Е. Ю.</w:t>
+            </w:r>
+          </w:p>
+        </w:tc>
+        <w:tc>
+          <w:tcPr>
+            <w:tcW w:w="4680" w:type="dxa"/>
+          </w:tcPr>
+          <w:p>
+            <w:r>
               <w:rPr>
                 <w:b/>
               </w:rPr>
@@ -783,7 +936,7 @@
               <w:t xml:space="preserve">Адрес регистрации: </w:t>
             </w:r>
             <w:r>
-              <w:t xml:space="preserve">614000, г. Пермь, просп. Мира, д. 33, кв. 164</w:t>
+              <w:t xml:space="preserve">344002, г. Ростов-на-Дону, наб. Кирова, д. 90, кв. 162</w:t>
             </w:r>
           </w:p>
           <w:p>
@@ -822,7 +975,7 @@
               <w:t xml:space="preserve">Тел.: </w:t>
             </w:r>
             <w:r>
-              <w:t xml:space="preserve">+7 (499) 483-91-15</w:t>
+              <w:t xml:space="preserve">+7 (843) 346-75-61</w:t>
             </w:r>
           </w:p>
           <w:p>
@@ -830,7 +983,7 @@
               <w:t xml:space="preserve">E-mail: </w:t>
             </w:r>
             <w:r>
-              <w:t xml:space="preserve">vorobev@gmail.com</w:t>
+              <w:t xml:space="preserve">vorobev@yandex.ru</w:t>
             </w:r>
           </w:p>
           <w:p/>

--- a/tests/corpus_v2/docs/cx_lease_0030.docx
+++ b/tests/corpus_v2/docs/cx_lease_0030.docx
@@ -514,192 +514,32 @@
         </w:tc>
       </w:tr>
     </w:tbl>
-    <w:p/>
-    <w:p>
-      <w:r>
-        <w:rPr>
-          <w:b/>
-        </w:rPr>
-        <w:t xml:space="preserve">3. МЕСТО И СРОКИ ИСПОЛНЕНИЯ</w:t>
-      </w:r>
-    </w:p>
-    <w:p>
-      <w:r>
-        <w:t xml:space="preserve">3.1. Место исполнения обязательств: </w:t>
-      </w:r>
-      <w:r>
-        <w:t xml:space="preserve">630099, г. Новосибирск, наб. Баумана, д. 11, кв. 145</w:t>
-      </w:r>
-      <w:r>
-        <w:t xml:space="preserve">.</w:t>
-      </w:r>
-    </w:p>
-    <w:p>
-      <w:r>
-        <w:t xml:space="preserve">3.2. Уведомления направляются </w:t>
-      </w:r>
-      <w:r>
-        <w:t xml:space="preserve">Воробьёву Юрию Павловичу</w:t>
-      </w:r>
-      <w:r>
-        <w:t xml:space="preserve"> по телефону </w:t>
-      </w:r>
-      <w:r>
-        <w:t xml:space="preserve">+7 (495) 314-71-30</w:t>
-      </w:r>
-      <w:r>
-        <w:t xml:space="preserve">.</w:t>
-      </w:r>
-    </w:p>
-    <w:p>
-      <w:r>
-        <w:t xml:space="preserve">3.3. Срок исполнения обязательств — </w:t>
-      </w:r>
-      <w:r>
-        <w:t xml:space="preserve">в течение 10 календарных дней с момента поступления денежных средств на расчетный счет</w:t>
-      </w:r>
-      <w:r>
-        <w:t xml:space="preserve">.</w:t>
-      </w:r>
-    </w:p>
-    <w:p/>
-    <w:p>
-      <w:r>
-        <w:rPr>
-          <w:b/>
-        </w:rPr>
-        <w:t xml:space="preserve">4. ПРОЧИЕ УСЛОВИЯ</w:t>
-      </w:r>
-    </w:p>
-    <w:p>
-      <w:r>
-        <w:t xml:space="preserve">4.1. </w:t>
-      </w:r>
-      <w:r>
-        <w:t xml:space="preserve">Стороны несут ответственность за неисполнение или ненадлежащее исполнение обязательств в соответствии с законодательством Российской Федерации.</w:t>
-      </w:r>
-    </w:p>
-    <w:p>
-      <w:r>
-        <w:t xml:space="preserve">4.2. </w:t>
-      </w:r>
-      <w:r>
-        <w:t xml:space="preserve">Размер неустойки за нарушение сроков оплаты: </w:t>
-      </w:r>
-      <w:r>
-        <w:t xml:space="preserve">15 (пятнадцать) процентов от цены Договора</w:t>
-      </w:r>
-      <w:r>
-        <w:t xml:space="preserve">. Предельный размер ответственности: </w:t>
-      </w:r>
-      <w:r>
-        <w:t xml:space="preserve">0,2 (двух десятых) % от стоимости неоплаченных работ</w:t>
-      </w:r>
-      <w:r>
-        <w:t xml:space="preserve">.</w:t>
-      </w:r>
-    </w:p>
-    <w:p>
-      <w:r>
-        <w:t xml:space="preserve">4.3. </w:t>
-      </w:r>
-      <w:r>
-        <w:t xml:space="preserve">Стороны освобождаются от ответственности при наступлении обстоятельств непреодолимой силы, если они прямо повлияли на исполнение обязательств.</w:t>
-      </w:r>
-    </w:p>
-    <w:p>
-      <w:r>
-        <w:t xml:space="preserve">4.4. </w:t>
-      </w:r>
-      <w:r>
-        <w:t xml:space="preserve">Сторона, для которой создалась невозможность исполнения, обязана уведомить другую Сторону. Срок уведомления — </w:t>
-      </w:r>
-      <w:r>
-        <w:t xml:space="preserve">в течение 7 (Семи) банковских дней с даты подписания Сторонами акта сдачи-приемки оказанных услуг</w:t>
-      </w:r>
-      <w:r>
-        <w:t xml:space="preserve">.</w:t>
-      </w:r>
-    </w:p>
-    <w:p>
-      <w:r>
-        <w:t xml:space="preserve">4.5. </w:t>
-      </w:r>
-      <w:r>
-        <w:t xml:space="preserve">Все споры и разногласия решаются путём переговоров. Претензионный порядок обязателен, срок ответа на претензию — </w:t>
-      </w:r>
-      <w:r>
-        <w:t xml:space="preserve">не позднее 02.05.2025</w:t>
-      </w:r>
-      <w:r>
-        <w:t xml:space="preserve">.</w:t>
-      </w:r>
-    </w:p>
-    <w:p/>
-    <w:p/>
-    <w:p/>
-    <w:p>
-      <w:r>
-        <w:rPr>
-          <w:b/>
-        </w:rPr>
-        <w:t xml:space="preserve">9. КОНТРОЛЬНЫЕ ВЕЛИЧИНЫ</w:t>
-      </w:r>
-    </w:p>
-    <w:p>
-      <w:r>
-        <w:t xml:space="preserve">9.1. Контрольная запись: </w:t>
-      </w:r>
-      <w:r>
-        <w:rPr>
-          <w:b/>
-        </w:rPr>
-        <w:t xml:space="preserve">1/1</w:t>
-      </w:r>
-      <w:r>
-        <w:t xml:space="preserve">50 ключевой ставки ЦБ РФ годовых</w:t>
-      </w:r>
-      <w:r>
-        <w:t xml:space="preserve">.</w:t>
-      </w:r>
-    </w:p>
-    <w:p>
-      <w:r>
-        <w:t xml:space="preserve">9.2. Контрольная запись: </w:t>
-      </w:r>
-      <w:r>
-        <w:rPr>
-          <w:b/>
-        </w:rPr>
-        <w:t xml:space="preserve">в течение 1</w:t>
-      </w:r>
-      <w:r>
-        <w:t xml:space="preserve">0 (Десяти) дней с даты подписания Сторонами акта сдачи-приемки оказанных услуг</w:t>
-      </w:r>
-      <w:r>
-        <w:t xml:space="preserve">.</w:t>
-      </w:r>
-    </w:p>
-    <w:p>
-      <w:r>
-        <w:t xml:space="preserve">9.3. Контрольная запись: </w:t>
-      </w:r>
-      <w:r>
-        <w:rPr>
-          <w:b/>
-        </w:rPr>
-        <w:t xml:space="preserve">13Ф-83</w:t>
-      </w:r>
-      <w:r>
-        <w:t xml:space="preserve">457/20-695Д</w:t>
-      </w:r>
-      <w:r>
-        <w:t xml:space="preserve">.</w:t>
-      </w:r>
-    </w:p>
-    <w:p>
-      <w:r>
-        <w:t xml:space="preserve">9.4. Контрольная запись (таблица):</w:t>
+    <w:p>
+      <w:r>
+        <w:t xml:space="preserve">2.8. </w:t>
+      </w:r>
+      <w:r>
+        <w:t xml:space="preserve">Платёж по налогу перечисляется на код бюджетной классификации </w:t>
+      </w:r>
+      <w:r>
+        <w:t xml:space="preserve">182 101 010 110 110 001 10</w:t>
+      </w:r>
+      <w:r>
+        <w:t xml:space="preserve">, получатель — территориальный орган Федерального казначейства.</w:t>
+      </w:r>
+    </w:p>
+    <w:p>
+      <w:r>
+        <w:t xml:space="preserve">2.9. </w:t>
+      </w:r>
+      <w:r>
+        <w:t xml:space="preserve">Полномочия подтверждаются свидетельством о рождении, выдано </w:t>
+      </w:r>
+      <w:r>
+        <w:t xml:space="preserve">12.02.2024</w:t>
+      </w:r>
+      <w:r>
+        <w:t xml:space="preserve"> отделом ЗАГС.</w:t>
       </w:r>
     </w:p>
     <w:tbl>
@@ -725,7 +565,7 @@
           </w:tcPr>
           <w:p>
             <w:r>
-              <w:t xml:space="preserve">1</w:t>
+              <w:t xml:space="preserve">3</w:t>
             </w:r>
           </w:p>
         </w:tc>
@@ -735,70 +575,220 @@
           </w:tcPr>
           <w:p>
             <w:r>
-              <w:t xml:space="preserve">36 000 (Сто тридцать шесть тысяч) ₽</w:t>
+              <w:t xml:space="preserve">РУБ.</w:t>
             </w:r>
           </w:p>
         </w:tc>
       </w:tr>
     </w:tbl>
-    <w:p/>
-    <w:p/>
-    <w:p>
-      <w:r>
-        <w:rPr>
-          <w:b/>
-        </w:rPr>
-        <w:t xml:space="preserve">11. УСЛОВИЯ, ОФОРМЛЕННЫЕ СРЕДСТВАМИ РЕДАКТОРА</w:t>
-      </w:r>
-    </w:p>
-    <w:p>
-      <w:r>
-        <w:t xml:space="preserve">11.1. Цена с учётом протокола разногласий: </w:t>
-      </w:r>
-      <w:ins w:id="1" w:author="Юрист" w:date="2024-01-01T00:00:00Z">
-        <w:r>
-          <w:t xml:space="preserve">27 200 000 (двадцать семь миллионов двести тысяч) рублей 00 копеек</w:t>
-        </w:r>
-      </w:ins>
-      <w:ins w:id="2" w:author="Юрист" w:date="2024-01-01T00:00:00Z">
-        <w:r>
-          <w:t xml:space="preserve">, НДС не облагается</w:t>
-        </w:r>
-      </w:ins>
-      <w:r>
-        <w:t xml:space="preserve">.</w:t>
-      </w:r>
-    </w:p>
-    <w:p>
-      <w:r>
-        <w:t xml:space="preserve">11.2. Срок (элемент формы): </w:t>
-      </w:r>
-      <w:sdt>
-        <w:sdtPr>
-          <w:alias w:val="Поле формы"/>
-          <w:tag w:val="v2"/>
-          <w:id w:val="3"/>
-          <w:text/>
-        </w:sdtPr>
-        <w:sdtContent>
-          <w:r>
-            <w:t xml:space="preserve">в течение 20 (Двадцати) рабочих дней с момента подписания акта</w:t>
-          </w:r>
-        </w:sdtContent>
-      </w:sdt>
-      <w:r>
-        <w:t xml:space="preserve">.</w:t>
-      </w:r>
-    </w:p>
-    <w:p>
-      <w:r>
-        <w:rPr>
-          <w:b/>
-        </w:rPr>
-        <w:t xml:space="preserve">РЕКВИЗИТЫ И ПОДПИСИ СТОРОН</w:t>
-      </w:r>
-    </w:p>
-    <w:p/>
+    <w:p>
+      <w:r>
+        <w:t xml:space="preserve">2.10. </w:t>
+      </w:r>
+      <w:r>
+        <w:t xml:space="preserve">Поставке подлежит насос модели </w:t>
+      </w:r>
+      <w:r>
+        <w:t xml:space="preserve">ЭЦВ-6-10-80h</w:t>
+      </w:r>
+      <w:r>
+        <w:t xml:space="preserve"> и кабель марки </w:t>
+      </w:r>
+      <w:r>
+        <w:t xml:space="preserve">ВВГнг(А)-LSt</w:t>
+      </w:r>
+      <w:r>
+        <w:t xml:space="preserve">.</w:t>
+      </w:r>
+    </w:p>
+    <w:p/>
+    <w:p>
+      <w:r>
+        <w:rPr>
+          <w:b/>
+        </w:rPr>
+        <w:t xml:space="preserve">3. МЕСТО И СРОКИ ИСПОЛНЕНИЯ</w:t>
+      </w:r>
+    </w:p>
+    <w:p>
+      <w:r>
+        <w:t xml:space="preserve">3.1. Место исполнения обязательств: </w:t>
+      </w:r>
+      <w:r>
+        <w:t xml:space="preserve">443010, г. Самара, просп. Ленина, д. 62, кв. 42</w:t>
+      </w:r>
+      <w:r>
+        <w:t xml:space="preserve">.</w:t>
+      </w:r>
+    </w:p>
+    <w:p>
+      <w:r>
+        <w:t xml:space="preserve">3.2. Уведомления направляются </w:t>
+      </w:r>
+      <w:r>
+        <w:t xml:space="preserve">Воробьёву Юрию Павловичу</w:t>
+      </w:r>
+      <w:r>
+        <w:t xml:space="preserve"> по телефону </w:t>
+      </w:r>
+      <w:r>
+        <w:t xml:space="preserve">+7 (499) 513-29-15</w:t>
+      </w:r>
+      <w:r>
+        <w:t xml:space="preserve">.</w:t>
+      </w:r>
+    </w:p>
+    <w:p>
+      <w:r>
+        <w:t xml:space="preserve">3.3. Срок исполнения обязательств — </w:t>
+      </w:r>
+      <w:r>
+        <w:t xml:space="preserve">в течение 14 календарных дней с момента поступления денежных средств на расчетный счет</w:t>
+      </w:r>
+      <w:r>
+        <w:t xml:space="preserve">.</w:t>
+      </w:r>
+    </w:p>
+    <w:p/>
+    <w:p>
+      <w:r>
+        <w:rPr>
+          <w:b/>
+        </w:rPr>
+        <w:t xml:space="preserve">4. ПРОЧИЕ УСЛОВИЯ</w:t>
+      </w:r>
+    </w:p>
+    <w:p>
+      <w:r>
+        <w:t xml:space="preserve">4.1. </w:t>
+      </w:r>
+      <w:r>
+        <w:t xml:space="preserve">Стороны несут ответственность за неисполнение или ненадлежащее исполнение обязательств в соответствии с законодательством Российской Федерации.</w:t>
+      </w:r>
+    </w:p>
+    <w:p>
+      <w:r>
+        <w:t xml:space="preserve">4.2. </w:t>
+      </w:r>
+      <w:r>
+        <w:t xml:space="preserve">Размер неустойки за нарушение сроков оплаты: </w:t>
+      </w:r>
+      <w:r>
+        <w:t xml:space="preserve">5 (пять) процентов от цены Договора</w:t>
+      </w:r>
+      <w:r>
+        <w:t xml:space="preserve">. Предельный размер ответственности: </w:t>
+      </w:r>
+      <w:r>
+        <w:t xml:space="preserve">0,2 (двух десятых) % от стоимости неоплаченных работ</w:t>
+      </w:r>
+      <w:r>
+        <w:t xml:space="preserve">.</w:t>
+      </w:r>
+    </w:p>
+    <w:p>
+      <w:r>
+        <w:t xml:space="preserve">4.3. </w:t>
+      </w:r>
+      <w:r>
+        <w:t xml:space="preserve">Стороны освобождаются от ответственности при наступлении обстоятельств непреодолимой силы, если они прямо повлияли на исполнение обязательств.</w:t>
+      </w:r>
+    </w:p>
+    <w:p>
+      <w:r>
+        <w:t xml:space="preserve">4.4. </w:t>
+      </w:r>
+      <w:r>
+        <w:t xml:space="preserve">Сторона, для которой создалась невозможность исполнения, обязана уведомить другую Сторону. Срок уведомления — </w:t>
+      </w:r>
+      <w:r>
+        <w:t xml:space="preserve">в течение 5 (Пяти) банковских дней с даты подписания Сторонами акта сдачи-приемки оказанных услуг</w:t>
+      </w:r>
+      <w:r>
+        <w:t xml:space="preserve">.</w:t>
+      </w:r>
+    </w:p>
+    <w:p>
+      <w:r>
+        <w:t xml:space="preserve">4.5. </w:t>
+      </w:r>
+      <w:r>
+        <w:t xml:space="preserve">Все споры и разногласия решаются путём переговоров. Претензионный порядок обязателен, срок ответа на претензию — </w:t>
+      </w:r>
+      <w:r>
+        <w:t xml:space="preserve">не позднее 04.04.2025</w:t>
+      </w:r>
+      <w:r>
+        <w:t xml:space="preserve">.</w:t>
+      </w:r>
+    </w:p>
+    <w:p/>
+    <w:p/>
+    <w:p/>
+    <w:p>
+      <w:r>
+        <w:rPr>
+          <w:b/>
+        </w:rPr>
+        <w:t xml:space="preserve">9. КОНТРОЛЬНЫЕ ВЕЛИЧИНЫ</w:t>
+      </w:r>
+    </w:p>
+    <w:p>
+      <w:r>
+        <w:t xml:space="preserve">9.1. Контрольная запись: </w:t>
+      </w:r>
+      <w:r>
+        <w:rPr>
+          <w:b/>
+        </w:rPr>
+        <w:t xml:space="preserve">1/1</w:t>
+      </w:r>
+      <w:r>
+        <w:t xml:space="preserve">50 ключевой ставки ЦБ РФ годовых</w:t>
+      </w:r>
+      <w:r>
+        <w:t xml:space="preserve">.</w:t>
+      </w:r>
+    </w:p>
+    <w:p>
+      <w:r>
+        <w:t xml:space="preserve">9.2. Контрольная запись: </w:t>
+      </w:r>
+      <w:r>
+        <w:rPr>
+          <w:b/>
+        </w:rPr>
+        <w:t xml:space="preserve">в течение 2</w:t>
+      </w:r>
+      <w:r>
+        <w:t xml:space="preserve">0 дней со дня предъявления требования</w:t>
+      </w:r>
+      <w:r>
+        <w:t xml:space="preserve">.</w:t>
+      </w:r>
+    </w:p>
+    <w:p>
+      <w:r>
+        <w:t xml:space="preserve">9.3. Контрольная запись: </w:t>
+      </w:r>
+      <w:r>
+        <w:rPr>
+          <w:b/>
+        </w:rPr>
+        <w:t xml:space="preserve">87Ф-16</w:t>
+      </w:r>
+      <w:r>
+        <w:t xml:space="preserve">209/14-263Д</w:t>
+      </w:r>
+      <w:r>
+        <w:t xml:space="preserve">.</w:t>
+      </w:r>
+    </w:p>
+    <w:p>
+      <w:r>
+        <w:t xml:space="preserve">9.4. Контрольная запись (таблица):</w:t>
+      </w:r>
+    </w:p>
     <w:tbl>
       <w:tblPr>
         <w:tblW w:w="9360" w:type="dxa"/>
@@ -822,87 +812,7 @@
           </w:tcPr>
           <w:p>
             <w:r>
-              <w:rPr>
-                <w:b/>
-              </w:rPr>
-              <w:t xml:space="preserve">Арендодатель:</w:t>
-            </w:r>
-          </w:p>
-          <w:p>
-            <w:r>
-              <w:t xml:space="preserve">Гусева Елена Юрьевна</w:t>
-            </w:r>
-          </w:p>
-          <w:p>
-            <w:r>
-              <w:t xml:space="preserve">Дата рождения: </w:t>
-            </w:r>
-            <w:r>
-              <w:t xml:space="preserve">03.05.1977</w:t>
-            </w:r>
-          </w:p>
-          <w:p>
-            <w:r>
-              <w:t xml:space="preserve">Адрес регистрации: </w:t>
-            </w:r>
-            <w:r>
-              <w:t xml:space="preserve">143000, г. Одинцово, просп. Советская, д. 64, кв. 126</w:t>
-            </w:r>
-          </w:p>
-          <w:p>
-            <w:r>
-              <w:t xml:space="preserve">Паспорт </w:t>
-            </w:r>
-            <w:r>
-              <w:t xml:space="preserve">72 17 834970</w:t>
-            </w:r>
-            <w:r>
-              <w:t xml:space="preserve">, выдан ОВД «Тропарёво» г. Москвы 11.03.2002</w:t>
-            </w:r>
-            <w:r>
-              <w:t xml:space="preserve">, код подразделения </w:t>
-            </w:r>
-            <w:r>
-              <w:t xml:space="preserve">018-927</w:t>
-            </w:r>
-          </w:p>
-          <w:p>
-            <w:r>
-              <w:t xml:space="preserve">СНИЛС </w:t>
-            </w:r>
-            <w:r>
-              <w:t xml:space="preserve">758-717-304 45</w:t>
-            </w:r>
-            <w:r>
-              <w:t xml:space="preserve"> ИНН </w:t>
-            </w:r>
-            <w:r>
-              <w:t xml:space="preserve">646514546802</w:t>
-            </w:r>
-          </w:p>
-          <w:p>
-            <w:r>
-              <w:t xml:space="preserve">Тел.: </w:t>
-            </w:r>
-            <w:r>
-              <w:t xml:space="preserve">+7 (843) 124-95-47</w:t>
-            </w:r>
-          </w:p>
-          <w:p>
-            <w:r>
-              <w:t xml:space="preserve">E-mail: </w:t>
-            </w:r>
-            <w:r>
-              <w:t xml:space="preserve">guseva@sibtrans.ru</w:t>
-            </w:r>
-          </w:p>
-          <w:p/>
-          <w:p>
-            <w:r>
-              <w:t xml:space="preserve">______________ </w:t>
-            </w:r>
-            <w:r>
-              <w:t xml:space="preserve">Гусева Е. Ю.</w:t>
+              <w:t xml:space="preserve">6</w:t>
             </w:r>
           </w:p>
         </w:tc>
@@ -912,6 +822,183 @@
           </w:tcPr>
           <w:p>
             <w:r>
+              <w:t xml:space="preserve">62 000 (Шестьсот шестьдесят две тысячи) ₽</w:t>
+            </w:r>
+          </w:p>
+        </w:tc>
+      </w:tr>
+    </w:tbl>
+    <w:p/>
+    <w:p/>
+    <w:p>
+      <w:r>
+        <w:rPr>
+          <w:b/>
+        </w:rPr>
+        <w:t xml:space="preserve">11. УСЛОВИЯ, ОФОРМЛЕННЫЕ СРЕДСТВАМИ РЕДАКТОРА</w:t>
+      </w:r>
+    </w:p>
+    <w:p>
+      <w:r>
+        <w:t xml:space="preserve">11.1. Цена с учётом протокола разногласий: </w:t>
+      </w:r>
+      <w:ins w:id="1" w:author="Юрист" w:date="2024-01-01T00:00:00Z">
+        <w:r>
+          <w:t xml:space="preserve">39 300 000 (тридцать девять миллионов триста тысяч) рублей 00 копеек</w:t>
+        </w:r>
+      </w:ins>
+      <w:ins w:id="2" w:author="Юрист" w:date="2024-01-01T00:00:00Z">
+        <w:r>
+          <w:t xml:space="preserve">, НДС не облагается</w:t>
+        </w:r>
+      </w:ins>
+      <w:r>
+        <w:t xml:space="preserve">.</w:t>
+      </w:r>
+    </w:p>
+    <w:p>
+      <w:r>
+        <w:t xml:space="preserve">11.2. Срок (элемент формы): </w:t>
+      </w:r>
+      <w:sdt>
+        <w:sdtPr>
+          <w:alias w:val="Поле формы"/>
+          <w:tag w:val="v2"/>
+          <w:id w:val="3"/>
+          <w:text/>
+        </w:sdtPr>
+        <w:sdtContent>
+          <w:r>
+            <w:t xml:space="preserve">в течение 10 (Десяти) рабочих дней с момента подписания акта</w:t>
+          </w:r>
+        </w:sdtContent>
+      </w:sdt>
+      <w:r>
+        <w:t xml:space="preserve">.</w:t>
+      </w:r>
+    </w:p>
+    <w:p>
+      <w:r>
+        <w:rPr>
+          <w:b/>
+        </w:rPr>
+        <w:t xml:space="preserve">РЕКВИЗИТЫ И ПОДПИСИ СТОРОН</w:t>
+      </w:r>
+    </w:p>
+    <w:p/>
+    <w:tbl>
+      <w:tblPr>
+        <w:tblW w:w="9360" w:type="dxa"/>
+        <w:tblBorders>
+          <w:top w:val="single" w:sz="4" w:color="auto"/>
+          <w:left w:val="single" w:sz="4" w:color="auto"/>
+          <w:bottom w:val="single" w:sz="4" w:color="auto"/>
+          <w:right w:val="single" w:sz="4" w:color="auto"/>
+          <w:insideH w:val="single" w:sz="4" w:color="auto"/>
+          <w:insideV w:val="single" w:sz="4" w:color="auto"/>
+        </w:tblBorders>
+      </w:tblPr>
+      <w:tblGrid>
+        <w:gridCol w:w="4680"/>
+        <w:gridCol w:w="4680"/>
+      </w:tblGrid>
+      <w:tr>
+        <w:tc>
+          <w:tcPr>
+            <w:tcW w:w="4680" w:type="dxa"/>
+          </w:tcPr>
+          <w:p>
+            <w:r>
+              <w:rPr>
+                <w:b/>
+              </w:rPr>
+              <w:t xml:space="preserve">Арендодатель:</w:t>
+            </w:r>
+          </w:p>
+          <w:p>
+            <w:r>
+              <w:t xml:space="preserve">Гусева Елена Юрьевна</w:t>
+            </w:r>
+          </w:p>
+          <w:p>
+            <w:r>
+              <w:t xml:space="preserve">Дата рождения: </w:t>
+            </w:r>
+            <w:r>
+              <w:t xml:space="preserve">03.05.1977</w:t>
+            </w:r>
+          </w:p>
+          <w:p>
+            <w:r>
+              <w:t xml:space="preserve">Адрес регистрации: </w:t>
+            </w:r>
+            <w:r>
+              <w:t xml:space="preserve">344002, г. Ростов-на-Дону, бул. Лесная, д. 4, кв. 172</w:t>
+            </w:r>
+          </w:p>
+          <w:p>
+            <w:r>
+              <w:t xml:space="preserve">Паспорт </w:t>
+            </w:r>
+            <w:r>
+              <w:t xml:space="preserve">72 17 834970</w:t>
+            </w:r>
+            <w:r>
+              <w:t xml:space="preserve">, выдан ОВД «Тропарёво» г. Москвы 11.03.2002</w:t>
+            </w:r>
+            <w:r>
+              <w:t xml:space="preserve">, код подразделения </w:t>
+            </w:r>
+            <w:r>
+              <w:t xml:space="preserve">018-927</w:t>
+            </w:r>
+          </w:p>
+          <w:p>
+            <w:r>
+              <w:t xml:space="preserve">СНИЛС </w:t>
+            </w:r>
+            <w:r>
+              <w:t xml:space="preserve">758-717-304 45</w:t>
+            </w:r>
+            <w:r>
+              <w:t xml:space="preserve"> ИНН </w:t>
+            </w:r>
+            <w:r>
+              <w:t xml:space="preserve">646514546802</w:t>
+            </w:r>
+          </w:p>
+          <w:p>
+            <w:r>
+              <w:t xml:space="preserve">Тел.: </w:t>
+            </w:r>
+            <w:r>
+              <w:t xml:space="preserve">+7 (812) 757-67-67</w:t>
+            </w:r>
+          </w:p>
+          <w:p>
+            <w:r>
+              <w:t xml:space="preserve">E-mail: </w:t>
+            </w:r>
+            <w:r>
+              <w:t xml:space="preserve">guseva@gmail.com</w:t>
+            </w:r>
+          </w:p>
+          <w:p/>
+          <w:p>
+            <w:r>
+              <w:t xml:space="preserve">______________ </w:t>
+            </w:r>
+            <w:r>
+              <w:t xml:space="preserve">Гусева Е. Ю.</w:t>
+            </w:r>
+          </w:p>
+        </w:tc>
+        <w:tc>
+          <w:tcPr>
+            <w:tcW w:w="4680" w:type="dxa"/>
+          </w:tcPr>
+          <w:p>
+            <w:r>
               <w:rPr>
                 <w:b/>
               </w:rPr>
@@ -936,7 +1023,7 @@
               <w:t xml:space="preserve">Адрес регистрации: </w:t>
             </w:r>
             <w:r>
-              <w:t xml:space="preserve">344002, г. Ростов-на-Дону, наб. Кирова, д. 90, кв. 162</w:t>
+              <w:t xml:space="preserve">614000, г. Пермь, просп. Строителей, д. 66, кв. 103</w:t>
             </w:r>
           </w:p>
           <w:p>
@@ -975,7 +1062,7 @@
               <w:t xml:space="preserve">Тел.: </w:t>
             </w:r>
             <w:r>
-              <w:t xml:space="preserve">+7 (843) 346-75-61</w:t>
+              <w:t xml:space="preserve">+7 (499) 295-70-85</w:t>
             </w:r>
           </w:p>
           <w:p>
@@ -983,7 +1070,7 @@
               <w:t xml:space="preserve">E-mail: </w:t>
             </w:r>
             <w:r>
-              <w:t xml:space="preserve">vorobev@yandex.ru</w:t>
+              <w:t xml:space="preserve">vorobev@sibtrans.ru</w:t>
             </w:r>
           </w:p>
           <w:p/>

--- a/tests/corpus_v2/docs/cx_lease_0030.docx
+++ b/tests/corpus_v2/docs/cx_lease_0030.docx
@@ -148,7 +148,7 @@
         <w:t xml:space="preserve">Срок передачи помещения по акту приёма-передачи — </w:t>
       </w:r>
       <w:r>
-        <w:t xml:space="preserve">в течение 30 (Тридцати) дней с момента выставления счета</w:t>
+        <w:t xml:space="preserve">в течение 10 (Десяти) дней с момента выставления счета</w:t>
       </w:r>
       <w:r>
         <w:t xml:space="preserve">.</w:t>
@@ -162,7 +162,7 @@
         <w:t xml:space="preserve">Арендная плата за месяц: </w:t>
       </w:r>
       <w:r>
-        <w:t xml:space="preserve">27 000 000,5 (Двадцать семь миллионов) руб.</w:t>
+        <w:t xml:space="preserve">8 940 000,9 (Восемь миллионов девятьсот сорок тысяч) руб.</w:t>
       </w:r>
       <w:r>
         <w:t xml:space="preserve">, </w:t>
@@ -180,6 +180,101 @@
       </w:r>
       <w:r>
         <w:t xml:space="preserve">Арендатор обязан поддерживать помещение в исправном состоянии и производить текущий ремонт за свой счёт.</w:t>
+      </w:r>
+    </w:p>
+    <w:p>
+      <w:r>
+        <w:t xml:space="preserve">1.5. </w:t>
+      </w:r>
+      <w:r>
+        <w:t xml:space="preserve">Отгрузка оформляется товарной накладной № </w:t>
+      </w:r>
+      <w:r>
+        <w:t xml:space="preserve">044273179</w:t>
+      </w:r>
+      <w:r>
+        <w:t xml:space="preserve">. Каталожный номер изделия — </w:t>
+      </w:r>
+      <w:r>
+        <w:t xml:space="preserve">045675939</w:t>
+      </w:r>
+      <w:r>
+        <w:t xml:space="preserve">. Серийный номер агрегата — </w:t>
+      </w:r>
+      <w:r>
+        <w:t xml:space="preserve">044411129</w:t>
+      </w:r>
+      <w:r>
+        <w:t xml:space="preserve">.</w:t>
+      </w:r>
+    </w:p>
+    <w:p>
+      <w:r>
+        <w:t xml:space="preserve">1.6. </w:t>
+      </w:r>
+      <w:r>
+        <w:t xml:space="preserve">Целевые средства перечисляются по коду цели </w:t>
+      </w:r>
+      <w:r>
+        <w:t xml:space="preserve">045461495</w:t>
+      </w:r>
+      <w:r>
+        <w:t xml:space="preserve">, установленному приказом Минфина России от 01.12.2010 № 157н. </w:t>
+      </w:r>
+      <w:r>
+        <w:t xml:space="preserve">БИК банка Стороны в настоящем разделе не приводится; номер заявки на открытие счёта — </w:t>
+      </w:r>
+      <w:r>
+        <w:t xml:space="preserve">043756606</w:t>
+      </w:r>
+      <w:r>
+        <w:t xml:space="preserve">.</w:t>
+      </w:r>
+    </w:p>
+    <w:p>
+      <w:r>
+        <w:t xml:space="preserve">1.7. </w:t>
+      </w:r>
+      <w:r>
+        <w:t xml:space="preserve">Абоненту открыт лицевой счёт </w:t>
+      </w:r>
+      <w:r>
+        <w:t xml:space="preserve">89682407779</w:t>
+      </w:r>
+      <w:r>
+        <w:t xml:space="preserve">. Приложение к настоящему разделу зарегистрировано за номером </w:t>
+      </w:r>
+      <w:r>
+        <w:t xml:space="preserve">89864020891</w:t>
+      </w:r>
+      <w:r>
+        <w:t xml:space="preserve">. Счётчик имеет заводской номер </w:t>
+      </w:r>
+      <w:r>
+        <w:t xml:space="preserve">85459485568</w:t>
+      </w:r>
+      <w:r>
+        <w:t xml:space="preserve">.</w:t>
+      </w:r>
+    </w:p>
+    <w:p>
+      <w:r>
+        <w:t xml:space="preserve">1.8. </w:t>
+      </w:r>
+      <w:r>
+        <w:t xml:space="preserve">Партия внесена в реестр под номером </w:t>
+      </w:r>
+      <w:r>
+        <w:t xml:space="preserve">80975190270</w:t>
+      </w:r>
+      <w:r>
+        <w:t xml:space="preserve">, как предусмотрено пунктом 2 статьи 434 Гражданского кодекса Российской Федерации. Уведомление о регистрации имеет исходящий № </w:t>
+      </w:r>
+      <w:r>
+        <w:t xml:space="preserve">80794672836</w:t>
+      </w:r>
+      <w:r>
+        <w:t xml:space="preserve">.</w:t>
       </w:r>
     </w:p>
     <w:p/>
@@ -196,7 +291,7 @@
         <w:t xml:space="preserve">2.1. Общая цена Договора: </w:t>
       </w:r>
       <w:r>
-        <w:t xml:space="preserve">Девять миллионов сто пятьдесят тысяч два рубля 00 копеек</w:t>
+        <w:t xml:space="preserve">Четыреста шестьдесят семь тысяч два рубля 50 копеек</w:t>
       </w:r>
       <w:r>
         <w:t xml:space="preserve">, включая НДС </w:t>
@@ -208,7 +303,7 @@
         <w:t xml:space="preserve"> в размере </w:t>
       </w:r>
       <w:r>
-        <w:t xml:space="preserve">930 000 (девятьсот тридцать тысяч) рублей 00 копеек</w:t>
+        <w:t xml:space="preserve">82 600 000 (восемьдесят два миллиона шестьсот тысяч) рублей 00 копеек</w:t>
       </w:r>
       <w:r>
         <w:t xml:space="preserve">.</w:t>
@@ -230,7 +325,7 @@
         <w:t xml:space="preserve">2.3. Срок оплаты — </w:t>
       </w:r>
       <w:r>
-        <w:t xml:space="preserve">не позднее 08.04.2026</w:t>
+        <w:t xml:space="preserve">не позднее 13.11.2025</w:t>
       </w:r>
       <w:r>
         <w:t xml:space="preserve">.</w:t>
@@ -250,7 +345,7 @@
         <w:t xml:space="preserve">, артикул </w:t>
       </w:r>
       <w:r>
-        <w:t xml:space="preserve">RM-8383-42</w:t>
+        <w:t xml:space="preserve">RM-6756-82</w:t>
       </w:r>
       <w:r>
         <w:t xml:space="preserve">, код </w:t>
@@ -310,49 +405,49 @@
         <w:t xml:space="preserve">. Товар отгружается с сопроводительным документом паспорт качества № </w:t>
       </w:r>
       <w:r>
-        <w:t xml:space="preserve">77 04 311057</w:t>
+        <w:t xml:space="preserve">73 01 739370</w:t>
       </w:r>
       <w:r>
         <w:t xml:space="preserve">. К партии приложен паспорт изделия № </w:t>
       </w:r>
       <w:r>
-        <w:t xml:space="preserve">96 09 284307</w:t>
+        <w:t xml:space="preserve">95 22 200763</w:t>
       </w:r>
       <w:r>
         <w:t xml:space="preserve">. Оборудование поставляется с паспортом транспортного средства № </w:t>
       </w:r>
       <w:r>
-        <w:t xml:space="preserve">45 04 473265</w:t>
+        <w:t xml:space="preserve">50 06 259527</w:t>
       </w:r>
       <w:r>
         <w:t xml:space="preserve">. Приёмка производится согласно техническому паспорту </w:t>
       </w:r>
       <w:r>
-        <w:t xml:space="preserve">30 08 245702</w:t>
+        <w:t xml:space="preserve">26 15 647610</w:t>
       </w:r>
       <w:r>
         <w:t xml:space="preserve">. СНИЛС не указан, номер заказа </w:t>
       </w:r>
       <w:r>
-        <w:t xml:space="preserve">158-573-674 23</w:t>
+        <w:t xml:space="preserve">625-538-371 64</w:t>
       </w:r>
       <w:r>
         <w:t xml:space="preserve">. Дата рождения не проставлена, документ выдан </w:t>
       </w:r>
       <w:r>
-        <w:t xml:space="preserve">08.03.2020</w:t>
+        <w:t xml:space="preserve">27.09.2024</w:t>
       </w:r>
       <w:r>
         <w:t xml:space="preserve">. Код подразделения, см. артикул </w:t>
       </w:r>
       <w:r>
-        <w:t xml:space="preserve">260-127</w:t>
+        <w:t xml:space="preserve">242-658</w:t>
       </w:r>
       <w:r>
         <w:t xml:space="preserve">. Цена — </w:t>
       </w:r>
       <w:r>
-        <w:t xml:space="preserve">82500000 руб. 0 коп.</w:t>
+        <w:t xml:space="preserve">422000 руб. 5 коп.</w:t>
       </w:r>
       <w:r>
         <w:t xml:space="preserve">, в том числе НДС</w:t>
@@ -369,25 +464,25 @@
         <w:t xml:space="preserve">Товар маркирован штрихкодом </w:t>
       </w:r>
       <w:r>
-        <w:t xml:space="preserve">4608943198111</w:t>
+        <w:t xml:space="preserve">4605316850698</w:t>
       </w:r>
       <w:r>
         <w:t xml:space="preserve">. Код контрагента по ОКПО — </w:t>
       </w:r>
       <w:r>
-        <w:t xml:space="preserve">2686185239</w:t>
+        <w:t xml:space="preserve">4141756189</w:t>
       </w:r>
       <w:r>
         <w:t xml:space="preserve">. Оборудование учтено под инвентарным номером </w:t>
       </w:r>
       <w:r>
-        <w:t xml:space="preserve">046825052</w:t>
+        <w:t xml:space="preserve">040201414</w:t>
       </w:r>
       <w:r>
         <w:t xml:space="preserve">, складской позиции присвоен номер </w:t>
       </w:r>
       <w:r>
-        <w:t xml:space="preserve">609951124</w:t>
+        <w:t xml:space="preserve">448764407</w:t>
       </w:r>
       <w:r>
         <w:t xml:space="preserve">.</w:t>
@@ -401,19 +496,19 @@
         <w:t xml:space="preserve">Оплата по счёту-фактуре на КБК </w:t>
       </w:r>
       <w:r>
-        <w:t xml:space="preserve">18210101011011000194</w:t>
+        <w:t xml:space="preserve">18210101011011000125</w:t>
       </w:r>
       <w:r>
         <w:t xml:space="preserve">. ИНН не присвоен, регистрационный № </w:t>
       </w:r>
       <w:r>
-        <w:t xml:space="preserve">8766023959</w:t>
+        <w:t xml:space="preserve">7489613980</w:t>
       </w:r>
       <w:r>
         <w:t xml:space="preserve">. ИНН не присвоен, платёжный документ № </w:t>
       </w:r>
       <w:r>
-        <w:t xml:space="preserve">861517622410</w:t>
+        <w:t xml:space="preserve">633526780114</w:t>
       </w:r>
       <w:r>
         <w:t xml:space="preserve">. Заказчик действует в лице </w:t>
@@ -433,7 +528,7 @@
         <w:t xml:space="preserve">Массовая доля влаги в товаре — </w:t>
       </w:r>
       <w:r>
-        <w:t xml:space="preserve">не более 15 %</w:t>
+        <w:t xml:space="preserve">не более 12 %</w:t>
       </w:r>
       <w:r>
         <w:t xml:space="preserve">. Товар подлежит хранению </w:t>
@@ -508,7 +603,7 @@
           </w:tcPr>
           <w:p>
             <w:r>
-              <w:t xml:space="preserve">6706288293</w:t>
+              <w:t xml:space="preserve">7023859074</w:t>
             </w:r>
           </w:p>
         </w:tc>
@@ -536,7 +631,7 @@
         <w:t xml:space="preserve">Полномочия подтверждаются свидетельством о рождении, выдано </w:t>
       </w:r>
       <w:r>
-        <w:t xml:space="preserve">12.02.2024</w:t>
+        <w:t xml:space="preserve">22.10.2012</w:t>
       </w:r>
       <w:r>
         <w:t xml:space="preserve"> отделом ЗАГС.</w:t>
@@ -565,7 +660,7 @@
           </w:tcPr>
           <w:p>
             <w:r>
-              <w:t xml:space="preserve">3</w:t>
+              <w:t xml:space="preserve">5</w:t>
             </w:r>
           </w:p>
         </w:tc>
@@ -615,7 +710,7 @@
         <w:t xml:space="preserve">3.1. Место исполнения обязательств: </w:t>
       </w:r>
       <w:r>
-        <w:t xml:space="preserve">443010, г. Самара, просп. Ленина, д. 62, кв. 42</w:t>
+        <w:t xml:space="preserve">143400, г. Красногорск, ул. Пушкина, д. 52, кв. 178</w:t>
       </w:r>
       <w:r>
         <w:t xml:space="preserve">.</w:t>
@@ -632,7 +727,7 @@
         <w:t xml:space="preserve"> по телефону </w:t>
       </w:r>
       <w:r>
-        <w:t xml:space="preserve">+7 (499) 513-29-15</w:t>
+        <w:t xml:space="preserve">+7 (495) 493-99-26</w:t>
       </w:r>
       <w:r>
         <w:t xml:space="preserve">.</w:t>
@@ -643,7 +738,111 @@
         <w:t xml:space="preserve">3.3. Срок исполнения обязательств — </w:t>
       </w:r>
       <w:r>
-        <w:t xml:space="preserve">в течение 14 календарных дней с момента поступления денежных средств на расчетный счет</w:t>
+        <w:t xml:space="preserve">в течение 20 календарных дней с момента поступления денежных средств на расчетный счет</w:t>
+      </w:r>
+      <w:r>
+        <w:t xml:space="preserve">.</w:t>
+      </w:r>
+    </w:p>
+    <w:p>
+      <w:r>
+        <w:t xml:space="preserve">3.4. </w:t>
+      </w:r>
+      <w:r>
+        <w:t xml:space="preserve">Работы выполняются за счёт средств бюджета по коду бюджетной классификации </w:t>
+      </w:r>
+      <w:r>
+        <w:t xml:space="preserve">18246723351100752424</w:t>
+      </w:r>
+      <w:r>
+        <w:t xml:space="preserve">. Счётчик имеет заводской номер </w:t>
+      </w:r>
+      <w:r>
+        <w:t xml:space="preserve">39918302749021743975</w:t>
+      </w:r>
+      <w:r>
+        <w:t xml:space="preserve">.</w:t>
+      </w:r>
+    </w:p>
+    <w:p>
+      <w:r>
+        <w:t xml:space="preserve">3.5. </w:t>
+      </w:r>
+      <w:r>
+        <w:t xml:space="preserve">Счёт на оплату содержит УИН </w:t>
+      </w:r>
+      <w:r>
+        <w:t xml:space="preserve">18209856856435244362</w:t>
+      </w:r>
+      <w:r>
+        <w:t xml:space="preserve">. Счёт-проформа к настоящему Договору имеет номер </w:t>
+      </w:r>
+      <w:r>
+        <w:t xml:space="preserve">77721067360239286920</w:t>
+      </w:r>
+      <w:r>
+        <w:t xml:space="preserve">. Очерёдность списания со счёта определяется статьёй 855 Гражданского кодекса Российской Федерации, код вида дохода — </w:t>
+      </w:r>
+      <w:r>
+        <w:t xml:space="preserve">18210458022568801200</w:t>
+      </w:r>
+      <w:r>
+        <w:t xml:space="preserve">.</w:t>
+      </w:r>
+    </w:p>
+    <w:p>
+      <w:r>
+        <w:t xml:space="preserve">3.6. </w:t>
+      </w:r>
+      <w:r>
+        <w:t xml:space="preserve">ИНН у иностранного контрагента отсутствует, номер в торговом реестре — </w:t>
+      </w:r>
+      <w:r>
+        <w:t xml:space="preserve">2849464721</w:t>
+      </w:r>
+      <w:r>
+        <w:t xml:space="preserve">. ИНН см. в приложении; спецификация № </w:t>
+      </w:r>
+      <w:r>
+        <w:t xml:space="preserve">6706288293</w:t>
+      </w:r>
+      <w:r>
+        <w:t xml:space="preserve">. Постановка на учёт производится по статье 84 Налогового кодекса Российской Федерации, решение № </w:t>
+      </w:r>
+      <w:r>
+        <w:t xml:space="preserve">3203762061</w:t>
+      </w:r>
+      <w:r>
+        <w:t xml:space="preserve">.</w:t>
+      </w:r>
+    </w:p>
+    <w:p>
+      <w:r>
+        <w:t xml:space="preserve">3.7. </w:t>
+      </w:r>
+      <w:r>
+        <w:t xml:space="preserve">Регистрационный номер партии товара — </w:t>
+      </w:r>
+      <w:r>
+        <w:t xml:space="preserve">0053249066</w:t>
+      </w:r>
+      <w:r>
+        <w:t xml:space="preserve">. Содержание примеси не превышает </w:t>
+      </w:r>
+      <w:r>
+        <w:t xml:space="preserve">0,4 %</w:t>
+      </w:r>
+      <w:r>
+        <w:t xml:space="preserve">. Допустимая погрешность прибора — </w:t>
+      </w:r>
+      <w:r>
+        <w:t xml:space="preserve">0,3 %</w:t>
+      </w:r>
+      <w:r>
+        <w:t xml:space="preserve">. Заводской номер поставляемого станка — </w:t>
+      </w:r>
+      <w:r>
+        <w:t xml:space="preserve">1280880296</w:t>
       </w:r>
       <w:r>
         <w:t xml:space="preserve">.</w:t>
@@ -674,7 +873,7 @@
         <w:t xml:space="preserve">Размер неустойки за нарушение сроков оплаты: </w:t>
       </w:r>
       <w:r>
-        <w:t xml:space="preserve">5 (пять) процентов от цены Договора</w:t>
+        <w:t xml:space="preserve">10 (десять) процентов от цены Договора</w:t>
       </w:r>
       <w:r>
         <w:t xml:space="preserve">. Предельный размер ответственности: </w:t>
@@ -702,7 +901,7 @@
         <w:t xml:space="preserve">Сторона, для которой создалась невозможность исполнения, обязана уведомить другую Сторону. Срок уведомления — </w:t>
       </w:r>
       <w:r>
-        <w:t xml:space="preserve">в течение 5 (Пяти) банковских дней с даты подписания Сторонами акта сдачи-приемки оказанных услуг</w:t>
+        <w:t xml:space="preserve">в течение 20 (Двадцати) банковских дней с даты подписания Сторонами акта сдачи-приемки оказанных услуг</w:t>
       </w:r>
       <w:r>
         <w:t xml:space="preserve">.</w:t>
@@ -716,7 +915,125 @@
         <w:t xml:space="preserve">Все споры и разногласия решаются путём переговоров. Претензионный порядок обязателен, срок ответа на претензию — </w:t>
       </w:r>
       <w:r>
-        <w:t xml:space="preserve">не позднее 04.04.2025</w:t>
+        <w:t xml:space="preserve">не позднее 06.03.2026</w:t>
+      </w:r>
+      <w:r>
+        <w:t xml:space="preserve">.</w:t>
+      </w:r>
+    </w:p>
+    <w:p>
+      <w:r>
+        <w:t xml:space="preserve">4.6. </w:t>
+      </w:r>
+      <w:r>
+        <w:t xml:space="preserve">ИНН физического лица не указан; номер лицевого счёта абонента — </w:t>
+      </w:r>
+      <w:r>
+        <w:t xml:space="preserve">918708124144</w:t>
+      </w:r>
+      <w:r>
+        <w:t xml:space="preserve">. ИНН указан в приложении; номенклатурный код позиции — </w:t>
+      </w:r>
+      <w:r>
+        <w:t xml:space="preserve">372101890598</w:t>
+      </w:r>
+      <w:r>
+        <w:t xml:space="preserve">. В силу статьи 86 Налогового кодекса Российской Федерации ИНН запрашивается налоговым органом; номер запроса — </w:t>
+      </w:r>
+      <w:r>
+        <w:t xml:space="preserve">159444926203</w:t>
+      </w:r>
+      <w:r>
+        <w:t xml:space="preserve">.</w:t>
+      </w:r>
+    </w:p>
+    <w:p>
+      <w:r>
+        <w:t xml:space="preserve">4.7. </w:t>
+      </w:r>
+      <w:r>
+        <w:t xml:space="preserve">Накладной на партию присвоен номер </w:t>
+      </w:r>
+      <w:r>
+        <w:t xml:space="preserve">170241229931</w:t>
+      </w:r>
+      <w:r>
+        <w:t xml:space="preserve">. Контрольный модуль имеет заводской номер </w:t>
+      </w:r>
+      <w:r>
+        <w:t xml:space="preserve">935694464805</w:t>
+      </w:r>
+      <w:r>
+        <w:t xml:space="preserve">. Проектный уклон кровли — </w:t>
+      </w:r>
+      <w:r>
+        <w:t xml:space="preserve">2 %</w:t>
+      </w:r>
+      <w:r>
+        <w:t xml:space="preserve">.</w:t>
+      </w:r>
+    </w:p>
+    <w:p>
+      <w:r>
+        <w:t xml:space="preserve">4.8. </w:t>
+      </w:r>
+      <w:r>
+        <w:t xml:space="preserve">Предельная доля иностранного участия в уставном капитале установлена законом и составляет </w:t>
+      </w:r>
+      <w:r>
+        <w:t xml:space="preserve">25 %</w:t>
+      </w:r>
+      <w:r>
+        <w:t xml:space="preserve"> в силу Федерального закона об иностранных инвестициях. В приложении № 3 указана допустимая доля брака — </w:t>
+      </w:r>
+      <w:r>
+        <w:t xml:space="preserve">3,1 %</w:t>
+      </w:r>
+      <w:r>
+        <w:t xml:space="preserve">.</w:t>
+      </w:r>
+    </w:p>
+    <w:p>
+      <w:r>
+        <w:t xml:space="preserve">4.9. </w:t>
+      </w:r>
+      <w:r>
+        <w:t xml:space="preserve">Изготовитель установил срок годности </w:t>
+      </w:r>
+      <w:r>
+        <w:t xml:space="preserve">в течение 24 месяцев</w:t>
+      </w:r>
+      <w:r>
+        <w:t xml:space="preserve"> с даты производства. Уложенная смесь выдерживается </w:t>
+      </w:r>
+      <w:r>
+        <w:t xml:space="preserve">в течение 48 часов</w:t>
+      </w:r>
+      <w:r>
+        <w:t xml:space="preserve"> при положительной температуре.</w:t>
+      </w:r>
+    </w:p>
+    <w:p>
+      <w:r>
+        <w:t xml:space="preserve">4.10. </w:t>
+      </w:r>
+      <w:r>
+        <w:t xml:space="preserve">Требования к качеству работ могут быть предъявлены </w:t>
+      </w:r>
+      <w:r>
+        <w:t xml:space="preserve">в течение одного года</w:t>
+      </w:r>
+      <w:r>
+        <w:t xml:space="preserve"> по правилам статьи 725 Гражданского кодекса Российской Федерации. Поставщик присутствует на рынке </w:t>
+      </w:r>
+      <w:r>
+        <w:t xml:space="preserve">в течение 20 лет</w:t>
+      </w:r>
+      <w:r>
+        <w:t xml:space="preserve">. Отчётный период по Договору завершается </w:t>
+      </w:r>
+      <w:r>
+        <w:t xml:space="preserve">не позднее 17.07.2025</w:t>
       </w:r>
       <w:r>
         <w:t xml:space="preserve">.</w:t>
@@ -758,7 +1075,7 @@
         <w:rPr>
           <w:b/>
         </w:rPr>
-        <w:t xml:space="preserve">в течение 2</w:t>
+        <w:t xml:space="preserve">в течение 3</w:t>
       </w:r>
       <w:r>
         <w:t xml:space="preserve">0 дней со дня предъявления требования</w:t>
@@ -775,10 +1092,10 @@
         <w:rPr>
           <w:b/>
         </w:rPr>
-        <w:t xml:space="preserve">87Ф-16</w:t>
-      </w:r>
-      <w:r>
-        <w:t xml:space="preserve">209/14-263Д</w:t>
+        <w:t xml:space="preserve">52Ф-17</w:t>
+      </w:r>
+      <w:r>
+        <w:t xml:space="preserve">882/21-503Д</w:t>
       </w:r>
       <w:r>
         <w:t xml:space="preserve">.</w:t>
@@ -812,7 +1129,7 @@
           </w:tcPr>
           <w:p>
             <w:r>
-              <w:t xml:space="preserve">6</w:t>
+              <w:t xml:space="preserve">7 5</w:t>
             </w:r>
           </w:p>
         </w:tc>
@@ -822,7 +1139,7 @@
           </w:tcPr>
           <w:p>
             <w:r>
-              <w:t xml:space="preserve">62 000 (Шестьсот шестьдесят две тысячи) ₽</w:t>
+              <w:t xml:space="preserve">00 000 (Семь миллионов пятьсот тысяч) ₽</w:t>
             </w:r>
           </w:p>
         </w:tc>
@@ -844,7 +1161,7 @@
       </w:r>
       <w:ins w:id="1" w:author="Юрист" w:date="2024-01-01T00:00:00Z">
         <w:r>
-          <w:t xml:space="preserve">39 300 000 (тридцать девять миллионов триста тысяч) рублей 00 копеек</w:t>
+          <w:t xml:space="preserve">2 200 000 (два миллиона двести тысяч) рублей 00 копеек</w:t>
         </w:r>
       </w:ins>
       <w:ins w:id="2" w:author="Юрист" w:date="2024-01-01T00:00:00Z">
@@ -869,7 +1186,7 @@
         </w:sdtPr>
         <w:sdtContent>
           <w:r>
-            <w:t xml:space="preserve">в течение 10 (Десяти) рабочих дней с момента подписания акта</w:t>
+            <w:t xml:space="preserve">в течение 3 (Трёх) рабочих дней с момента подписания акта</w:t>
           </w:r>
         </w:sdtContent>
       </w:sdt>
@@ -933,7 +1250,7 @@
               <w:t xml:space="preserve">Адрес регистрации: </w:t>
             </w:r>
             <w:r>
-              <w:t xml:space="preserve">344002, г. Ростов-на-Дону, бул. Лесная, д. 4, кв. 172</w:t>
+              <w:t xml:space="preserve">420111, г. Казань, ш. Строителей, д. 8, кв. 46</w:t>
             </w:r>
           </w:p>
           <w:p>
@@ -972,7 +1289,7 @@
               <w:t xml:space="preserve">Тел.: </w:t>
             </w:r>
             <w:r>
-              <w:t xml:space="preserve">+7 (812) 757-67-67</w:t>
+              <w:t xml:space="preserve">+7 (846) 463-15-29</w:t>
             </w:r>
           </w:p>
           <w:p>
@@ -980,7 +1297,7 @@
               <w:t xml:space="preserve">E-mail: </w:t>
             </w:r>
             <w:r>
-              <w:t xml:space="preserve">guseva@gmail.com</w:t>
+              <w:t xml:space="preserve">guseva@mail.ru</w:t>
             </w:r>
           </w:p>
           <w:p/>
@@ -1023,7 +1340,7 @@
               <w:t xml:space="preserve">Адрес регистрации: </w:t>
             </w:r>
             <w:r>
-              <w:t xml:space="preserve">614000, г. Пермь, просп. Строителей, д. 66, кв. 103</w:t>
+              <w:t xml:space="preserve">603000, г. Нижний Новгород, наб. Заречная, д. 49, кв. 188</w:t>
             </w:r>
           </w:p>
           <w:p>
@@ -1062,7 +1379,7 @@
               <w:t xml:space="preserve">Тел.: </w:t>
             </w:r>
             <w:r>
-              <w:t xml:space="preserve">+7 (499) 295-70-85</w:t>
+              <w:t xml:space="preserve">+7 (495) 972-81-97</w:t>
             </w:r>
           </w:p>
           <w:p>
@@ -1070,7 +1387,7 @@
               <w:t xml:space="preserve">E-mail: </w:t>
             </w:r>
             <w:r>
-              <w:t xml:space="preserve">vorobev@sibtrans.ru</w:t>
+              <w:t xml:space="preserve">vorobev@bk.ru</w:t>
             </w:r>
           </w:p>
           <w:p/>

--- a/tests/corpus_v2/docs/cx_lease_0030.docx
+++ b/tests/corpus_v2/docs/cx_lease_0030.docx
@@ -1194,6 +1194,37 @@
         <w:t xml:space="preserve">.</w:t>
       </w:r>
     </w:p>
+    <w:p>
+      <w:r>
+        <w:rPr>
+          <w:b/>
+        </w:rPr>
+        <w:t xml:space="preserve">6. ОСОБЫЕ УСЛОВИЯ ОТДЕЛЬНЫХ ВИДОВ ДАННЫХ</w:t>
+      </w:r>
+    </w:p>
+    <w:p>
+      <w:r>
+        <w:t xml:space="preserve">6.1. Полномочия представителя подтверждены доверенностью, реестровый номер </w:t>
+      </w:r>
+      <w:r>
+        <w:t xml:space="preserve">16/89-н/16-2024-3-215</w:t>
+      </w:r>
+      <w:r>
+        <w:t xml:space="preserve">.</w:t>
+      </w:r>
+    </w:p>
+    <w:p>
+      <w:r>
+        <w:t xml:space="preserve">6.2. Для сопоставления в учёте указывается: </w:t>
+      </w:r>
+      <w:r>
+        <w:t xml:space="preserve">ГОСТ Р 52044-2003</w:t>
+      </w:r>
+      <w:r>
+        <w:t xml:space="preserve">.</w:t>
+      </w:r>
+    </w:p>
+    <w:p/>
     <w:p>
       <w:r>
         <w:rPr>

--- a/tests/corpus_v2/docs/cx_lease_0030.docx
+++ b/tests/corpus_v2/docs/cx_lease_0030.docx
@@ -1204,21 +1204,87 @@
     </w:p>
     <w:p>
       <w:r>
-        <w:t xml:space="preserve">6.1. Полномочия представителя подтверждены доверенностью, реестровый номер </w:t>
-      </w:r>
-      <w:r>
-        <w:t xml:space="preserve">16/89-н/16-2024-3-215</w:t>
-      </w:r>
-      <w:r>
-        <w:t xml:space="preserve">.</w:t>
-      </w:r>
-    </w:p>
-    <w:p>
-      <w:r>
-        <w:t xml:space="preserve">6.2. Для сопоставления в учёте указывается: </w:t>
-      </w:r>
-      <w:r>
-        <w:t xml:space="preserve">ГОСТ Р 52044-2003</w:t>
+        <w:t xml:space="preserve">6.1. Работы выполняются на основании ранее заключённого Договора № </w:t>
+      </w:r>
+      <w:r>
+        <w:t xml:space="preserve">17595/001-сс</w:t>
+      </w:r>
+      <w:r>
+        <w:t xml:space="preserve"> между теми же сторонами.</w:t>
+      </w:r>
+    </w:p>
+    <w:p>
+      <w:r>
+        <w:t xml:space="preserve">6.2. Первичные документы: </w:t>
+      </w:r>
+      <w:r>
+        <w:t xml:space="preserve">как указано в пункте 4.2 настоящего Договора</w:t>
+      </w:r>
+      <w:r>
+        <w:t xml:space="preserve">.</w:t>
+      </w:r>
+    </w:p>
+    <w:p>
+      <w:r>
+        <w:t xml:space="preserve">6.3. Запись о лицензии внесена в реестр за регистрационным номером </w:t>
+      </w:r>
+      <w:r>
+        <w:t xml:space="preserve">144625873</w:t>
+      </w:r>
+      <w:r>
+        <w:t xml:space="preserve">.</w:t>
+      </w:r>
+    </w:p>
+    <w:p>
+      <w:r>
+        <w:t xml:space="preserve">6.4. Внутренний учёт ведётся отдельно: </w:t>
+      </w:r>
+      <w:r>
+        <w:t xml:space="preserve">инвентарный номер 123456789</w:t>
+      </w:r>
+      <w:r>
+        <w:t xml:space="preserve">.</w:t>
+      </w:r>
+    </w:p>
+    <w:p>
+      <w:r>
+        <w:t xml:space="preserve">6.5. Полномочия представителя подтверждены доверенностью, реестровый номер </w:t>
+      </w:r>
+      <w:r>
+        <w:t xml:space="preserve">50/121-н/50-2023-4-88</w:t>
+      </w:r>
+      <w:r>
+        <w:t xml:space="preserve">.</w:t>
+      </w:r>
+    </w:p>
+    <w:p>
+      <w:r>
+        <w:t xml:space="preserve">6.6. Для сопоставления в учёте указывается: </w:t>
+      </w:r>
+      <w:r>
+        <w:t xml:space="preserve">срок действия 12/2024-06/2025</w:t>
+      </w:r>
+      <w:r>
+        <w:t xml:space="preserve">.</w:t>
+      </w:r>
+    </w:p>
+    <w:p>
+      <w:r>
+        <w:t xml:space="preserve">6.7. Решение принято большинством в </w:t>
+      </w:r>
+      <w:r>
+        <w:t xml:space="preserve">25,5 % голосов от общего числа</w:t>
+      </w:r>
+      <w:r>
+        <w:t xml:space="preserve"> от общего числа голосов членов совета директоров.</w:t>
+      </w:r>
+    </w:p>
+    <w:p>
+      <w:r>
+        <w:t xml:space="preserve">6.8. Кворум определяется уставом: </w:t>
+      </w:r>
+      <w:r>
+        <w:t xml:space="preserve">доля брака не превышает 1 % партии</w:t>
       </w:r>
       <w:r>
         <w:t xml:space="preserve">.</w:t>

--- a/tests/corpus_v2/docs/cx_lease_0030.docx
+++ b/tests/corpus_v2/docs/cx_lease_0030.docx
@@ -1204,10 +1204,32 @@
     </w:p>
     <w:p>
       <w:r>
-        <w:t xml:space="preserve">6.1. Работы выполняются на основании ранее заключённого Договора № </w:t>
-      </w:r>
-      <w:r>
-        <w:t xml:space="preserve">17595/001-сс</w:t>
+        <w:t xml:space="preserve">6.1. Стороны ранее заключили </w:t>
+      </w:r>
+      <w:r>
+        <w:t xml:space="preserve">договор уступки права требования</w:t>
+      </w:r>
+      <w:r>
+        <w:t xml:space="preserve"> на сопоставимых условиях.</w:t>
+      </w:r>
+    </w:p>
+    <w:p>
+      <w:r>
+        <w:t xml:space="preserve">6.2. Прочие условия: </w:t>
+      </w:r>
+      <w:r>
+        <w:t xml:space="preserve">реквизиты первичных документов приведены в приложении</w:t>
+      </w:r>
+      <w:r>
+        <w:t xml:space="preserve">.</w:t>
+      </w:r>
+    </w:p>
+    <w:p>
+      <w:r>
+        <w:t xml:space="preserve">6.3. Работы выполняются на основании ранее заключённого Договора № </w:t>
+      </w:r>
+      <w:r>
+        <w:t xml:space="preserve">118/2024-А</w:t>
       </w:r>
       <w:r>
         <w:t xml:space="preserve"> между теми же сторонами.</w:t>
@@ -1215,29 +1237,73 @@
     </w:p>
     <w:p>
       <w:r>
-        <w:t xml:space="preserve">6.2. Первичные документы: </w:t>
-      </w:r>
-      <w:r>
-        <w:t xml:space="preserve">как указано в пункте 4.2 настоящего Договора</w:t>
-      </w:r>
-      <w:r>
-        <w:t xml:space="preserve">.</w:t>
-      </w:r>
-    </w:p>
-    <w:p>
-      <w:r>
-        <w:t xml:space="preserve">6.3. Запись о лицензии внесена в реестр за регистрационным номером </w:t>
-      </w:r>
-      <w:r>
-        <w:t xml:space="preserve">144625873</w:t>
-      </w:r>
-      <w:r>
-        <w:t xml:space="preserve">.</w:t>
-      </w:r>
-    </w:p>
-    <w:p>
-      <w:r>
-        <w:t xml:space="preserve">6.4. Внутренний учёт ведётся отдельно: </w:t>
+        <w:t xml:space="preserve">6.4. Первичные документы: </w:t>
+      </w:r>
+      <w:r>
+        <w:t xml:space="preserve">счёт-фактура выставлена без ссылки на номер</w:t>
+      </w:r>
+      <w:r>
+        <w:t xml:space="preserve">.</w:t>
+      </w:r>
+    </w:p>
+    <w:p>
+      <w:r>
+        <w:t xml:space="preserve">6.5. Паспорт гражданина Российской Федерации выдан </w:t>
+      </w:r>
+      <w:r>
+        <w:t xml:space="preserve">ОУФМС России по Тверской области в Заволжском р-не</w:t>
+      </w:r>
+      <w:r>
+        <w:t xml:space="preserve">, паспорт предъявлен при подписании.</w:t>
+      </w:r>
+    </w:p>
+    <w:p>
+      <w:r>
+        <w:t xml:space="preserve">6.6. Сопутствующие сведения: </w:t>
+      </w:r>
+      <w:r>
+        <w:t xml:space="preserve">паспорт выдан, реквизиты приведены в приложении</w:t>
+      </w:r>
+      <w:r>
+        <w:t xml:space="preserve">.</w:t>
+      </w:r>
+    </w:p>
+    <w:p>
+      <w:r>
+        <w:t xml:space="preserve">6.7. Запись о государственной регистрации внесена регистрирующим органом: </w:t>
+      </w:r>
+      <w:r>
+        <w:t xml:space="preserve">ИФНС России по г. Наро-Фоминску Московской области</w:t>
+      </w:r>
+      <w:r>
+        <w:t xml:space="preserve">.</w:t>
+      </w:r>
+    </w:p>
+    <w:p>
+      <w:r>
+        <w:t xml:space="preserve">6.8. Общие сведения о регистрации: </w:t>
+      </w:r>
+      <w:r>
+        <w:t xml:space="preserve">сведения о юридическом лице содержатся в ЕГРЮЛ</w:t>
+      </w:r>
+      <w:r>
+        <w:t xml:space="preserve">.</w:t>
+      </w:r>
+    </w:p>
+    <w:p>
+      <w:r>
+        <w:t xml:space="preserve">6.9. Запись о лицензии внесена в реестр за регистрационным номером </w:t>
+      </w:r>
+      <w:r>
+        <w:t xml:space="preserve">268530417</w:t>
+      </w:r>
+      <w:r>
+        <w:t xml:space="preserve">.</w:t>
+      </w:r>
+    </w:p>
+    <w:p>
+      <w:r>
+        <w:t xml:space="preserve">6.10. Внутренний учёт ведётся отдельно: </w:t>
       </w:r>
       <w:r>
         <w:t xml:space="preserve">инвентарный номер 123456789</w:t>
@@ -1248,32 +1314,32 @@
     </w:p>
     <w:p>
       <w:r>
-        <w:t xml:space="preserve">6.5. Полномочия представителя подтверждены доверенностью, реестровый номер </w:t>
-      </w:r>
-      <w:r>
-        <w:t xml:space="preserve">50/121-н/50-2023-4-88</w:t>
-      </w:r>
-      <w:r>
-        <w:t xml:space="preserve">.</w:t>
-      </w:r>
-    </w:p>
-    <w:p>
-      <w:r>
-        <w:t xml:space="preserve">6.6. Для сопоставления в учёте указывается: </w:t>
-      </w:r>
-      <w:r>
-        <w:t xml:space="preserve">срок действия 12/2024-06/2025</w:t>
-      </w:r>
-      <w:r>
-        <w:t xml:space="preserve">.</w:t>
-      </w:r>
-    </w:p>
-    <w:p>
-      <w:r>
-        <w:t xml:space="preserve">6.7. Решение принято большинством в </w:t>
-      </w:r>
-      <w:r>
-        <w:t xml:space="preserve">25,5 % голосов от общего числа</w:t>
+        <w:t xml:space="preserve">6.11. Полномочия представителя подтверждены доверенностью, реестровый номер </w:t>
+      </w:r>
+      <w:r>
+        <w:t xml:space="preserve">16/89-н/16-2024-3-215</w:t>
+      </w:r>
+      <w:r>
+        <w:t xml:space="preserve">.</w:t>
+      </w:r>
+    </w:p>
+    <w:p>
+      <w:r>
+        <w:t xml:space="preserve">6.12. Для сопоставления в учёте указывается: </w:t>
+      </w:r>
+      <w:r>
+        <w:t xml:space="preserve">пп. 4/5-1 и 7/2-3 Правил страхования</w:t>
+      </w:r>
+      <w:r>
+        <w:t xml:space="preserve">.</w:t>
+      </w:r>
+    </w:p>
+    <w:p>
+      <w:r>
+        <w:t xml:space="preserve">6.13. Решение принято большинством в </w:t>
+      </w:r>
+      <w:r>
+        <w:t xml:space="preserve">75 % голосов</w:t>
       </w:r>
       <w:r>
         <w:t xml:space="preserve"> от общего числа голосов членов совета директоров.</w:t>
@@ -1281,7 +1347,7 @@
     </w:p>
     <w:p>
       <w:r>
-        <w:t xml:space="preserve">6.8. Кворум определяется уставом: </w:t>
+        <w:t xml:space="preserve">6.14. Кворум определяется уставом: </w:t>
       </w:r>
       <w:r>
         <w:t xml:space="preserve">доля брака не превышает 1 % партии</w:t>

--- a/tests/corpus_v2/docs/cx_lease_0030.docx
+++ b/tests/corpus_v2/docs/cx_lease_0030.docx
@@ -39,7 +39,7 @@
         <w:t xml:space="preserve">     </w:t>
       </w:r>
       <w:r>
-        <w:t xml:space="preserve">7 марта 2025 г.</w:t>
+        <w:t xml:space="preserve">«07» марта 2025 г.</w:t>
       </w:r>
     </w:p>
     <w:p/>
